--- a/dist/mandarin/materials/rationale.docx
+++ b/dist/mandarin/materials/rationale.docx
@@ -15134,7 +15134,36 @@
           <w:sz w:val="22"/>
           <w:szCs w:val="22"/>
         </w:rPr>
-        <w:t xml:space="preserve">5.4.5. Итог этапа и переход к этапу 5</w:t>
+        <w:t xml:space="preserve">5.4.5. Обоснование «Двух берегов»</w:t>
+      </w:r>
+    </w:p>
+    <w:p>
+      <w:pPr>
+        <w:spacing w:after="120" w:line="276"/>
+      </w:pPr>
+      <w:r>
+        <w:rPr>
+          <w:rFonts w:ascii="Arial" w:cs="Arial" w:eastAsia="Arial" w:hAnsi="Arial"/>
+          <w:sz w:val="21"/>
+          <w:szCs w:val="21"/>
+        </w:rPr>
+        <w:t xml:space="preserve">В конце этапа класс видит две среды наглядно: на одном берегу — мучительные чувства и мысли зависти, собранные на предыдущих этапах, на другом — чувства и мысли радости за другого. Выбор делается разумом, через сравнение, а не по указанию педагога: ребёнок сам видит, на каком берегу человеку хорошо и где у Кристины появились друзья. Берега остаются на доске и связывают этап «Мысль» с «Осознанием» и «Воображением».</w:t>
+      </w:r>
+    </w:p>
+    <w:p>
+      <w:pPr>
+        <w:pStyle w:val="Heading3"/>
+        <w:spacing w:after="100" w:before="200"/>
+      </w:pPr>
+      <w:r>
+        <w:rPr>
+          <w:rFonts w:ascii="Arial" w:cs="Arial" w:eastAsia="Arial" w:hAnsi="Arial"/>
+          <w:b/>
+          <w:bCs/>
+          <w:sz w:val="22"/>
+          <w:szCs w:val="22"/>
+        </w:rPr>
+        <w:t xml:space="preserve">5.4.6. Итог этапа и переход к этапу 5</w:t>
       </w:r>
     </w:p>
     <w:p>

--- a/dist/mandarin/materials/rationale.docx
+++ b/dist/mandarin/materials/rationale.docx
@@ -15250,7 +15250,7 @@
           <w:sz w:val="21"/>
           <w:szCs w:val="21"/>
         </w:rPr>
-        <w:t xml:space="preserve">Форма «уровень → враг → диверсия → антидот → план действий» учит не подавлять зависть, а перестраивать мысль. Примеры берутся из фильма: диверсия — «у тебя даже телефон кнопочный», антидот — «она умеет придумывать!».</w:t>
+        <w:t xml:space="preserve">Форма «уровень → враг → диверсия → антидот → план действий» учит не подавлять зависть, а перестраивать мысль. Предмет зависти называется точно: Кристина завидовала не вещам, которых у неё было в избытке, а дружбе Насти и Тимофея — хорошим качествам, которые объединили их в дружбу; плохие качества завидовали хорошим. Примеры берутся из фильма: диверсия — «почему они дружат, а я одна?», антидот — «она умеет придумывать!», антидот самой Кристины — новый капитан для друзей.</w:t>
       </w:r>
     </w:p>
     <w:p>

--- a/dist/mandarin/materials/rationale.docx
+++ b/dist/mandarin/materials/rationale.docx
@@ -746,7 +746,7 @@
                 <w:sz w:val="19"/>
                 <w:szCs w:val="19"/>
               </w:rPr>
-              <w:t xml:space="preserve">День киноурока (этапы 1–6, с просмотром фильма) — около 85 минут; этап 7 «Воодушевление — Праздник успехов» — 30 минут после общего дела класса (через 1–2 недели)</w:t>
+              <w:t>День киноурока (этапы 1–6, с просмотром фильма) — около 85 минут; этап 7 «Социальная практика» — общее дело класса (обычно 1–2 недели); этап 8 «Воодушевление — Праздник успехов» — 30 минут после дела</w:t>
             </w:r>
           </w:p>
         </w:tc>
@@ -1824,7 +1824,7 @@
           <w:sz w:val="21"/>
           <w:szCs w:val="21"/>
         </w:rPr>
-        <w:t xml:space="preserve">Семь этапов пособия отражают естественный путь интериоризации ценности:</w:t>
+        <w:t>Восемь этапов пособия отражают естественный путь интериоризации ценности:</w:t>
       </w:r>
     </w:p>
     <w:p>
@@ -1837,7 +1837,7 @@
           <w:sz w:val="21"/>
           <w:szCs w:val="21"/>
         </w:rPr>
-        <w:t xml:space="preserve">ВНЕШНЕЕ (герои фильма, этап «Просмотр фильма») → ЭМОЦИОНАЛЬНОЕ (этап «Чувство») → СМЫСЛОВОЕ (этап «Мысль») → ЛИЧНОСТНОЕ (этап «Осознание») → ПРОЕКТНОЕ (этап «Воображение») → ДЕЯТЕЛЬНОСТНОЕ (общее дело класса) → ЦЕННОСТНОЕ (этап «Воодушевление») → ВНУТРЕННЕЕ (установка-регулятор).</w:t>
+        <w:t>ВНЕШНЕЕ (герои фильма, этап «Просмотр фильма») → ЭМОЦИОНАЛЬНОЕ (этап «Чувство») → СМЫСЛОВОЕ (этап «Мысль») → ЛИЧНОСТНОЕ (этап «Осознание») → ПРОЕКТНОЕ (этап «Воображение») → ДЕЯТЕЛЬНОСТНОЕ (общее дело класса) → ЦЕННОСТНОЕ (этап 8 «Воодушевление») → ВНУТРЕННЕЕ (установка-регулятор).</w:t>
       </w:r>
     </w:p>
     <w:p>
@@ -1863,7 +1863,7 @@
           <w:sz w:val="21"/>
           <w:szCs w:val="21"/>
         </w:rPr>
-        <w:t xml:space="preserve">Пять фаз этого пути — чувства, осмысление, осознание, воображение, вдохновение — заложены в самой методике киноуроков: они повторяются внутри каждого занятия исходного пособия по фильму «Мандарин». Семичастная структура собирает их в один цикл, добавляет организационный вход — «Введение» — и выделяет просмотр фильма в самостоятельный этап. Шесть этапов проводятся в день киноурока. Между «Воображением» и «Воодушевлением» класс выполняет общее дело, а «Воодушевление» проводится после него — так же, как в исходном пособии, где рефлексия по итогам дела составляла отдельное четвёртое занятие.</w:t>
+        <w:t>Пять фаз этого пути — чувства, осмысление, осознание, воображение, вдохновение — заложены в самой методике киноуроков: они повторяются внутри каждого занятия исходного пособия по фильму «Мандарин». Восьмичастная структура собирает их в один цикл, добавляет организационный вход — «Введение» — и выделяет просмотр фильма в самостоятельный этап. Шесть этапов проводятся в день киноурока. Между «Воображением» и «Воодушевлением» класс выполняет общее дело, а «Воодушевление» проводится после него — так же, как в исходном пособии, где рефлексия по итогам дела составляла отдельное четвёртое занятие.</w:t>
       </w:r>
     </w:p>
     <w:p>
@@ -4177,7 +4177,7 @@
           <w:sz w:val="22"/>
           <w:szCs w:val="22"/>
         </w:rPr>
-        <w:t xml:space="preserve">2.2.8. Обоснование задачи этапа «Воодушевление — Праздник успехов»</w:t>
+        <w:t xml:space="preserve">2.2.8. Обоснование задачи этапа «Социальная практика»</w:t>
       </w:r>
     </w:p>
     <w:p>
@@ -4190,7 +4190,7 @@
           <w:sz w:val="21"/>
           <w:szCs w:val="21"/>
         </w:rPr>
-        <w:t xml:space="preserve">Задача: после выполнения общего дела класса провести «Праздник успехов»: прожить радость за других и за себя по итогам реального поступка, закрепить образ качества («Цветок чувств», «Сад»), показать историческую глубину качества через Аллею рекордов, поставить Точку Б и посеять «семена» новых дел.</w:t>
+        <w:t xml:space="preserve">Задача: выполнить выбранное на этапе «Воображение» общее дело класса и получить реальный опыт созидательного действия для других.</w:t>
       </w:r>
     </w:p>
     <w:tbl>
@@ -4294,7 +4294,7 @@
                 <w:sz w:val="19"/>
                 <w:szCs w:val="19"/>
               </w:rPr>
-              <w:t xml:space="preserve">Реальное дело класса перед этапом</w:t>
+              <w:t xml:space="preserve">Реальное дело с реальным получателем</w:t>
             </w:r>
           </w:p>
         </w:tc>
@@ -4325,411 +4325,7 @@
           </w:p>
         </w:tc>
       </w:tr>
-      <w:tr>
-        <w:trPr>
-          <w:tblHeader w:val="false"/>
-        </w:trPr>
-        <w:tc>
-          <w:tcPr>
-            <w:tcW w:type="dxa" w:w="2891"/>
-            <w:tcMar>
-              <w:top w:type="dxa" w:w="60"/>
-              <w:left w:type="dxa" w:w="90"/>
-              <w:bottom w:type="dxa" w:w="60"/>
-              <w:right w:type="dxa" w:w="90"/>
-            </w:tcMar>
-          </w:tcPr>
-          <w:p>
-            <w:pPr>
-              <w:spacing w:after="0" w:line="259"/>
-            </w:pPr>
-            <w:r>
-              <w:rPr>
-                <w:rFonts w:ascii="Arial" w:cs="Arial" w:eastAsia="Arial" w:hAnsi="Arial"/>
-                <w:b w:val="false"/>
-                <w:bCs w:val="false"/>
-                <w:sz w:val="19"/>
-                <w:szCs w:val="19"/>
-              </w:rPr>
-              <w:t xml:space="preserve">«Праздник успехов»</w:t>
-            </w:r>
-          </w:p>
-        </w:tc>
-        <w:tc>
-          <w:tcPr>
-            <w:tcW w:type="dxa" w:w="6747"/>
-            <w:tcMar>
-              <w:top w:type="dxa" w:w="60"/>
-              <w:left w:type="dxa" w:w="90"/>
-              <w:bottom w:type="dxa" w:w="60"/>
-              <w:right w:type="dxa" w:w="90"/>
-            </w:tcMar>
-          </w:tcPr>
-          <w:p>
-            <w:pPr>
-              <w:spacing w:after="0" w:line="259"/>
-            </w:pPr>
-            <w:r>
-              <w:rPr>
-                <w:rFonts w:ascii="Arial" w:cs="Arial" w:eastAsia="Arial" w:hAnsi="Arial"/>
-                <w:b w:val="false"/>
-                <w:bCs w:val="false"/>
-                <w:sz w:val="19"/>
-                <w:szCs w:val="19"/>
-              </w:rPr>
-              <w:t xml:space="preserve">Радость за другого требует повода. Праздник возвращает класс к тому, что уже сделано, и даёт каждому увидеть вклад товарища; по Выготскому именно здесь внешнее (общее дело) становится внутренним (личная радость за другого)</w:t>
-            </w:r>
-          </w:p>
-        </w:tc>
-      </w:tr>
-      <w:tr>
-        <w:trPr>
-          <w:tblHeader w:val="false"/>
-        </w:trPr>
-        <w:tc>
-          <w:tcPr>
-            <w:tcW w:type="dxa" w:w="2891"/>
-            <w:tcMar>
-              <w:top w:type="dxa" w:w="60"/>
-              <w:left w:type="dxa" w:w="90"/>
-              <w:bottom w:type="dxa" w:w="60"/>
-              <w:right w:type="dxa" w:w="90"/>
-            </w:tcMar>
-          </w:tcPr>
-          <w:p>
-            <w:pPr>
-              <w:spacing w:after="0" w:line="259"/>
-            </w:pPr>
-            <w:r>
-              <w:rPr>
-                <w:rFonts w:ascii="Arial" w:cs="Arial" w:eastAsia="Arial" w:hAnsi="Arial"/>
-                <w:b w:val="false"/>
-                <w:bCs w:val="false"/>
-                <w:sz w:val="19"/>
-                <w:szCs w:val="19"/>
-              </w:rPr>
-              <w:t xml:space="preserve">«Лучик радости»</w:t>
-            </w:r>
-          </w:p>
-        </w:tc>
-        <w:tc>
-          <w:tcPr>
-            <w:tcW w:type="dxa" w:w="6747"/>
-            <w:tcMar>
-              <w:top w:type="dxa" w:w="60"/>
-              <w:left w:type="dxa" w:w="90"/>
-              <w:bottom w:type="dxa" w:w="60"/>
-              <w:right w:type="dxa" w:w="90"/>
-            </w:tcMar>
-          </w:tcPr>
-          <w:p>
-            <w:pPr>
-              <w:spacing w:after="0" w:line="259"/>
-            </w:pPr>
-            <w:r>
-              <w:rPr>
-                <w:rFonts w:ascii="Arial" w:cs="Arial" w:eastAsia="Arial" w:hAnsi="Arial"/>
-                <w:b w:val="false"/>
-                <w:bCs w:val="false"/>
-                <w:sz w:val="19"/>
-                <w:szCs w:val="19"/>
-              </w:rPr>
-              <w:t xml:space="preserve">Телесный якорь этапа: тёплое, полученное от товарища и отданное дальше, — образ качества, который ребёнок ощущает ладонями</w:t>
-            </w:r>
-          </w:p>
-        </w:tc>
-      </w:tr>
-      <w:tr>
-        <w:trPr>
-          <w:tblHeader w:val="false"/>
-        </w:trPr>
-        <w:tc>
-          <w:tcPr>
-            <w:tcW w:type="dxa" w:w="2891"/>
-            <w:tcMar>
-              <w:top w:type="dxa" w:w="60"/>
-              <w:left w:type="dxa" w:w="90"/>
-              <w:bottom w:type="dxa" w:w="60"/>
-              <w:right w:type="dxa" w:w="90"/>
-            </w:tcMar>
-          </w:tcPr>
-          <w:p>
-            <w:pPr>
-              <w:spacing w:after="0" w:line="259"/>
-            </w:pPr>
-            <w:r>
-              <w:rPr>
-                <w:rFonts w:ascii="Arial" w:cs="Arial" w:eastAsia="Arial" w:hAnsi="Arial"/>
-                <w:b w:val="false"/>
-                <w:bCs w:val="false"/>
-                <w:sz w:val="19"/>
-                <w:szCs w:val="19"/>
-              </w:rPr>
-              <w:t xml:space="preserve">«Цветок чувств» после дела</w:t>
-            </w:r>
-          </w:p>
-        </w:tc>
-        <w:tc>
-          <w:tcPr>
-            <w:tcW w:type="dxa" w:w="6747"/>
-            <w:tcMar>
-              <w:top w:type="dxa" w:w="60"/>
-              <w:left w:type="dxa" w:w="90"/>
-              <w:bottom w:type="dxa" w:w="60"/>
-              <w:right w:type="dxa" w:w="90"/>
-            </w:tcMar>
-          </w:tcPr>
-          <w:p>
-            <w:pPr>
-              <w:spacing w:after="0" w:line="259"/>
-            </w:pPr>
-            <w:r>
-              <w:rPr>
-                <w:rFonts w:ascii="Arial" w:cs="Arial" w:eastAsia="Arial" w:hAnsi="Arial"/>
-                <w:b w:val="false"/>
-                <w:bCs w:val="false"/>
-                <w:sz w:val="19"/>
-                <w:szCs w:val="19"/>
-              </w:rPr>
-              <w:t xml:space="preserve">Рефлексия по цветной легенде переводит пережитое в образ и одновременно даёт педагогу диагностику: есть ли дети, оставшиеся равнодушными</w:t>
-            </w:r>
-          </w:p>
-        </w:tc>
-      </w:tr>
-      <w:tr>
-        <w:trPr>
-          <w:tblHeader w:val="false"/>
-        </w:trPr>
-        <w:tc>
-          <w:tcPr>
-            <w:tcW w:type="dxa" w:w="2891"/>
-            <w:tcMar>
-              <w:top w:type="dxa" w:w="60"/>
-              <w:left w:type="dxa" w:w="90"/>
-              <w:bottom w:type="dxa" w:w="60"/>
-              <w:right w:type="dxa" w:w="90"/>
-            </w:tcMar>
-          </w:tcPr>
-          <w:p>
-            <w:pPr>
-              <w:spacing w:after="0" w:line="259"/>
-            </w:pPr>
-            <w:r>
-              <w:rPr>
-                <w:rFonts w:ascii="Arial" w:cs="Arial" w:eastAsia="Arial" w:hAnsi="Arial"/>
-                <w:b w:val="false"/>
-                <w:bCs w:val="false"/>
-                <w:sz w:val="19"/>
-                <w:szCs w:val="19"/>
-              </w:rPr>
-              <w:t xml:space="preserve">«Сад»</w:t>
-            </w:r>
-          </w:p>
-        </w:tc>
-        <w:tc>
-          <w:tcPr>
-            <w:tcW w:type="dxa" w:w="6747"/>
-            <w:tcMar>
-              <w:top w:type="dxa" w:w="60"/>
-              <w:left w:type="dxa" w:w="90"/>
-              <w:bottom w:type="dxa" w:w="60"/>
-              <w:right w:type="dxa" w:w="90"/>
-            </w:tcMar>
-          </w:tcPr>
-          <w:p>
-            <w:pPr>
-              <w:spacing w:after="0" w:line="259"/>
-            </w:pPr>
-            <w:r>
-              <w:rPr>
-                <w:rFonts w:ascii="Arial" w:cs="Arial" w:eastAsia="Arial" w:hAnsi="Arial"/>
-                <w:b w:val="false"/>
-                <w:bCs w:val="false"/>
-                <w:sz w:val="19"/>
-                <w:szCs w:val="19"/>
-              </w:rPr>
-              <w:t xml:space="preserve">Стебель — доброжелательность, корни — воля и искренность, листья — чуткость и великодушие. Рисунок собирает всю структуру качества в один образ, который ребёнок сделал своими руками после поступка, а не до него</w:t>
-            </w:r>
-          </w:p>
-        </w:tc>
-      </w:tr>
-      <w:tr>
-        <w:trPr>
-          <w:tblHeader w:val="false"/>
-        </w:trPr>
-        <w:tc>
-          <w:tcPr>
-            <w:tcW w:type="dxa" w:w="2891"/>
-            <w:tcMar>
-              <w:top w:type="dxa" w:w="60"/>
-              <w:left w:type="dxa" w:w="90"/>
-              <w:bottom w:type="dxa" w:w="60"/>
-              <w:right w:type="dxa" w:w="90"/>
-            </w:tcMar>
-          </w:tcPr>
-          <w:p>
-            <w:pPr>
-              <w:spacing w:after="0" w:line="259"/>
-            </w:pPr>
-            <w:r>
-              <w:rPr>
-                <w:rFonts w:ascii="Arial" w:cs="Arial" w:eastAsia="Arial" w:hAnsi="Arial"/>
-                <w:b w:val="false"/>
-                <w:bCs w:val="false"/>
-                <w:sz w:val="19"/>
-                <w:szCs w:val="19"/>
-              </w:rPr>
-              <w:t xml:space="preserve">Аллея рекордов</w:t>
-            </w:r>
-          </w:p>
-        </w:tc>
-        <w:tc>
-          <w:tcPr>
-            <w:tcW w:type="dxa" w:w="6747"/>
-            <w:tcMar>
-              <w:top w:type="dxa" w:w="60"/>
-              <w:left w:type="dxa" w:w="90"/>
-              <w:bottom w:type="dxa" w:w="60"/>
-              <w:right w:type="dxa" w:w="90"/>
-            </w:tcMar>
-          </w:tcPr>
-          <w:p>
-            <w:pPr>
-              <w:spacing w:after="0" w:line="259"/>
-            </w:pPr>
-            <w:r>
-              <w:rPr>
-                <w:rFonts w:ascii="Arial" w:cs="Arial" w:eastAsia="Arial" w:hAnsi="Arial"/>
-                <w:b w:val="false"/>
-                <w:bCs w:val="false"/>
-                <w:sz w:val="19"/>
-                <w:szCs w:val="19"/>
-              </w:rPr>
-              <w:t xml:space="preserve">Историческая глубина показывает: радость за другого — не детская наивность, а качество, которым жили великие люди. Семь рекордов по семи уровням пирамиды; четыре линзы разбора повторяют путь, который ребёнок прошёл сам</w:t>
-            </w:r>
-          </w:p>
-        </w:tc>
-      </w:tr>
-      <w:tr>
-        <w:trPr>
-          <w:tblHeader w:val="false"/>
-        </w:trPr>
-        <w:tc>
-          <w:tcPr>
-            <w:tcW w:type="dxa" w:w="2891"/>
-            <w:tcMar>
-              <w:top w:type="dxa" w:w="60"/>
-              <w:left w:type="dxa" w:w="90"/>
-              <w:bottom w:type="dxa" w:w="60"/>
-              <w:right w:type="dxa" w:w="90"/>
-            </w:tcMar>
-          </w:tcPr>
-          <w:p>
-            <w:pPr>
-              <w:spacing w:after="0" w:line="259"/>
-            </w:pPr>
-            <w:r>
-              <w:rPr>
-                <w:rFonts w:ascii="Arial" w:cs="Arial" w:eastAsia="Arial" w:hAnsi="Arial"/>
-                <w:b w:val="false"/>
-                <w:bCs w:val="false"/>
-                <w:sz w:val="19"/>
-                <w:szCs w:val="19"/>
-              </w:rPr>
-              <w:t xml:space="preserve">Точка Б</w:t>
-            </w:r>
-          </w:p>
-        </w:tc>
-        <w:tc>
-          <w:tcPr>
-            <w:tcW w:type="dxa" w:w="6747"/>
-            <w:tcMar>
-              <w:top w:type="dxa" w:w="60"/>
-              <w:left w:type="dxa" w:w="90"/>
-              <w:bottom w:type="dxa" w:w="60"/>
-              <w:right w:type="dxa" w:w="90"/>
-            </w:tcMar>
-          </w:tcPr>
-          <w:p>
-            <w:pPr>
-              <w:spacing w:after="0" w:line="259"/>
-            </w:pPr>
-            <w:r>
-              <w:rPr>
-                <w:rFonts w:ascii="Arial" w:cs="Arial" w:eastAsia="Arial" w:hAnsi="Arial"/>
-                <w:b w:val="false"/>
-                <w:bCs w:val="false"/>
-                <w:sz w:val="19"/>
-                <w:szCs w:val="19"/>
-              </w:rPr>
-              <w:t xml:space="preserve">Ставится после дела, а не после урока: расстояние от Точки А отражает реальное движение, а не впечатление от разговора</w:t>
-            </w:r>
-          </w:p>
-        </w:tc>
-      </w:tr>
-      <w:tr>
-        <w:trPr>
-          <w:tblHeader w:val="false"/>
-        </w:trPr>
-        <w:tc>
-          <w:tcPr>
-            <w:tcW w:type="dxa" w:w="2891"/>
-            <w:tcMar>
-              <w:top w:type="dxa" w:w="60"/>
-              <w:left w:type="dxa" w:w="90"/>
-              <w:bottom w:type="dxa" w:w="60"/>
-              <w:right w:type="dxa" w:w="90"/>
-            </w:tcMar>
-          </w:tcPr>
-          <w:p>
-            <w:pPr>
-              <w:spacing w:after="0" w:line="259"/>
-            </w:pPr>
-            <w:r>
-              <w:rPr>
-                <w:rFonts w:ascii="Arial" w:cs="Arial" w:eastAsia="Arial" w:hAnsi="Arial"/>
-                <w:b w:val="false"/>
-                <w:bCs w:val="false"/>
-                <w:sz w:val="19"/>
-                <w:szCs w:val="19"/>
-              </w:rPr>
-              <w:t xml:space="preserve">«Семена» новых дел и трюизм «Я всё могу! Я всё хочу!»</w:t>
-            </w:r>
-          </w:p>
-        </w:tc>
-        <w:tc>
-          <w:tcPr>
-            <w:tcW w:type="dxa" w:w="6747"/>
-            <w:tcMar>
-              <w:top w:type="dxa" w:w="60"/>
-              <w:left w:type="dxa" w:w="90"/>
-              <w:bottom w:type="dxa" w:w="60"/>
-              <w:right w:type="dxa" w:w="90"/>
-            </w:tcMar>
-          </w:tcPr>
-          <w:p>
-            <w:pPr>
-              <w:spacing w:after="0" w:line="259"/>
-            </w:pPr>
-            <w:r>
-              <w:rPr>
-                <w:rFonts w:ascii="Arial" w:cs="Arial" w:eastAsia="Arial" w:hAnsi="Arial"/>
-                <w:b w:val="false"/>
-                <w:bCs w:val="false"/>
-                <w:sz w:val="19"/>
-                <w:szCs w:val="19"/>
-              </w:rPr>
-              <w:t xml:space="preserve">Установка-регулятор проверяется продолжением: ребёнок сам называет, кому и как он готов подарить радость дальше. Хоровое троекратное повторение с движением даёт телесный якорь</w:t>
-            </w:r>
-          </w:p>
-        </w:tc>
-      </w:tr>
     </w:tbl>
-    <w:p>
-      <w:pPr>
-        <w:spacing w:after="80"/>
-      </w:pPr>
-    </w:p>
     <w:p>
       <w:pPr>
         <w:spacing w:after="120" w:line="276"/>
@@ -4740,7 +4336,7 @@
           <w:sz w:val="21"/>
           <w:szCs w:val="21"/>
         </w:rPr>
-        <w:t xml:space="preserve">Критическое замечание. Этап не может быть проведён в день киноурока и не может быть заменён обсуждением плана: его содержание — итог реального поступка. Между этапами «Воображение» и «Воодушевление» лежит дело класса (1–2 недели); педагог фиксирует ход дела в «Дневнике дела», а не оценивает детей.</w:t>
+        <w:t xml:space="preserve"/>
       </w:r>
     </w:p>
     <w:p>
@@ -4753,7 +4349,20 @@
           <w:sz w:val="21"/>
           <w:szCs w:val="21"/>
         </w:rPr>
-        <w:t xml:space="preserve">Вывод: этап «Воодушевление» закрывает цикл: ребёнок радуется за других, за класс и за себя по поводу того, что сделано, — и уносит образ того, кем он может стать.</w:t>
+        <w:t xml:space="preserve">Критическое замечание. План, обсуждение или заполненный паспорт не заменяют социальную практику: этап считается пройденным только после фактического действия и результата для получателя.</w:t>
+      </w:r>
+    </w:p>
+    <w:p>
+      <w:pPr>
+        <w:spacing w:after="120" w:line="276"/>
+      </w:pPr>
+      <w:r>
+        <w:rPr>
+          <w:rFonts w:ascii="Arial" w:cs="Arial" w:eastAsia="Arial" w:hAnsi="Arial"/>
+          <w:sz w:val="21"/>
+          <w:szCs w:val="21"/>
+        </w:rPr>
+        <w:t xml:space="preserve">Вывод: этап «Социальная практика» переводит замысел в поступок; последующая рефлексия относится к этапу «Воодушевление».</w:t>
       </w:r>
     </w:p>
     <w:p>
@@ -4769,7 +4378,542 @@
           <w:sz w:val="22"/>
           <w:szCs w:val="22"/>
         </w:rPr>
-        <w:t xml:space="preserve">2.2.9. Сводная таблица взаимосвязи этапов</w:t>
+        <w:t>2.2.9. Обоснование задачи этапа «Воодушевление — Праздник успехов»</w:t>
+      </w:r>
+    </w:p>
+    <w:p>
+      <w:pPr>
+        <w:spacing w:after="120" w:line="276"/>
+      </w:pPr>
+      <w:r>
+        <w:rPr>
+          <w:rFonts w:ascii="Arial" w:cs="Arial" w:eastAsia="Arial" w:hAnsi="Arial"/>
+          <w:sz w:val="21"/>
+          <w:szCs w:val="21"/>
+        </w:rPr>
+        <w:t xml:space="preserve">Задача: после выполнения общего дела класса провести «Праздник успехов»: прожить радость за других и за себя по итогам реального поступка, закрепить образ качества («Цветок чувств», «Сад»), показать историческую глубину качества через Аллею рекордов, поставить Точку Б и посеять «семена» новых дел.</w:t>
+      </w:r>
+    </w:p>
+    <w:tbl>
+      <w:tblPr>
+        <w:tblW w:type="dxa" w:w="9638"/>
+        <w:tblBorders>
+          <w:top w:val="single" w:color="9FB0C3" w:sz="4"/>
+          <w:left w:val="single" w:color="9FB0C3" w:sz="4"/>
+          <w:bottom w:val="single" w:color="9FB0C3" w:sz="4"/>
+          <w:right w:val="single" w:color="9FB0C3" w:sz="4"/>
+          <w:insideH w:val="single" w:color="C9D3DE" w:sz="4"/>
+          <w:insideV w:val="single" w:color="C9D3DE" w:sz="4"/>
+        </w:tblBorders>
+      </w:tblPr>
+      <w:tblGrid>
+        <w:gridCol w:w="2891"/>
+        <w:gridCol w:w="6747"/>
+      </w:tblGrid>
+      <w:tr>
+        <w:trPr>
+          <w:tblHeader/>
+        </w:trPr>
+        <w:tc>
+          <w:tcPr>
+            <w:tcW w:type="dxa" w:w="2891"/>
+            <w:shd w:fill="DCE3EC" w:color="auto" w:val="clear"/>
+            <w:tcMar>
+              <w:top w:type="dxa" w:w="60"/>
+              <w:left w:type="dxa" w:w="90"/>
+              <w:bottom w:type="dxa" w:w="60"/>
+              <w:right w:type="dxa" w:w="90"/>
+            </w:tcMar>
+          </w:tcPr>
+          <w:p>
+            <w:pPr>
+              <w:spacing w:after="0" w:line="259"/>
+            </w:pPr>
+            <w:r>
+              <w:rPr>
+                <w:rFonts w:ascii="Arial" w:cs="Arial" w:eastAsia="Arial" w:hAnsi="Arial"/>
+                <w:b/>
+                <w:bCs/>
+                <w:sz w:val="19"/>
+                <w:szCs w:val="19"/>
+              </w:rPr>
+              <w:t xml:space="preserve">Компонент задачи</w:t>
+            </w:r>
+          </w:p>
+        </w:tc>
+        <w:tc>
+          <w:tcPr>
+            <w:tcW w:type="dxa" w:w="6747"/>
+            <w:shd w:fill="DCE3EC" w:color="auto" w:val="clear"/>
+            <w:tcMar>
+              <w:top w:type="dxa" w:w="60"/>
+              <w:left w:type="dxa" w:w="90"/>
+              <w:bottom w:type="dxa" w:w="60"/>
+              <w:right w:type="dxa" w:w="90"/>
+            </w:tcMar>
+          </w:tcPr>
+          <w:p>
+            <w:pPr>
+              <w:spacing w:after="0" w:line="259"/>
+            </w:pPr>
+            <w:r>
+              <w:rPr>
+                <w:rFonts w:ascii="Arial" w:cs="Arial" w:eastAsia="Arial" w:hAnsi="Arial"/>
+                <w:b/>
+                <w:bCs/>
+                <w:sz w:val="19"/>
+                <w:szCs w:val="19"/>
+              </w:rPr>
+              <w:t xml:space="preserve">Обоснование</w:t>
+            </w:r>
+          </w:p>
+        </w:tc>
+      </w:tr>
+      <w:tr>
+        <w:trPr>
+          <w:tblHeader w:val="false"/>
+        </w:trPr>
+        <w:tc>
+          <w:tcPr>
+            <w:tcW w:type="dxa" w:w="2891"/>
+            <w:tcMar>
+              <w:top w:type="dxa" w:w="60"/>
+              <w:left w:type="dxa" w:w="90"/>
+              <w:bottom w:type="dxa" w:w="60"/>
+              <w:right w:type="dxa" w:w="90"/>
+            </w:tcMar>
+          </w:tcPr>
+          <w:p>
+            <w:pPr>
+              <w:spacing w:after="0" w:line="259"/>
+            </w:pPr>
+            <w:r>
+              <w:rPr>
+                <w:rFonts w:ascii="Arial" w:cs="Arial" w:eastAsia="Arial" w:hAnsi="Arial"/>
+                <w:b w:val="false"/>
+                <w:bCs w:val="false"/>
+                <w:sz w:val="19"/>
+                <w:szCs w:val="19"/>
+              </w:rPr>
+              <w:t xml:space="preserve">«Праздник успехов»</w:t>
+            </w:r>
+          </w:p>
+        </w:tc>
+        <w:tc>
+          <w:tcPr>
+            <w:tcW w:type="dxa" w:w="6747"/>
+            <w:tcMar>
+              <w:top w:type="dxa" w:w="60"/>
+              <w:left w:type="dxa" w:w="90"/>
+              <w:bottom w:type="dxa" w:w="60"/>
+              <w:right w:type="dxa" w:w="90"/>
+            </w:tcMar>
+          </w:tcPr>
+          <w:p>
+            <w:pPr>
+              <w:spacing w:after="0" w:line="259"/>
+            </w:pPr>
+            <w:r>
+              <w:rPr>
+                <w:rFonts w:ascii="Arial" w:cs="Arial" w:eastAsia="Arial" w:hAnsi="Arial"/>
+                <w:b w:val="false"/>
+                <w:bCs w:val="false"/>
+                <w:sz w:val="19"/>
+                <w:szCs w:val="19"/>
+              </w:rPr>
+              <w:t xml:space="preserve">Радость за другого требует повода. Праздник возвращает класс к тому, что уже сделано, и даёт каждому увидеть вклад товарища; по Выготскому именно здесь внешнее (общее дело) становится внутренним (личная радость за другого)</w:t>
+            </w:r>
+          </w:p>
+        </w:tc>
+      </w:tr>
+      <w:tr>
+        <w:trPr>
+          <w:tblHeader w:val="false"/>
+        </w:trPr>
+        <w:tc>
+          <w:tcPr>
+            <w:tcW w:type="dxa" w:w="2891"/>
+            <w:tcMar>
+              <w:top w:type="dxa" w:w="60"/>
+              <w:left w:type="dxa" w:w="90"/>
+              <w:bottom w:type="dxa" w:w="60"/>
+              <w:right w:type="dxa" w:w="90"/>
+            </w:tcMar>
+          </w:tcPr>
+          <w:p>
+            <w:pPr>
+              <w:spacing w:after="0" w:line="259"/>
+            </w:pPr>
+            <w:r>
+              <w:rPr>
+                <w:rFonts w:ascii="Arial" w:cs="Arial" w:eastAsia="Arial" w:hAnsi="Arial"/>
+                <w:b w:val="false"/>
+                <w:bCs w:val="false"/>
+                <w:sz w:val="19"/>
+                <w:szCs w:val="19"/>
+              </w:rPr>
+              <w:t xml:space="preserve">«Лучик радости»</w:t>
+            </w:r>
+          </w:p>
+        </w:tc>
+        <w:tc>
+          <w:tcPr>
+            <w:tcW w:type="dxa" w:w="6747"/>
+            <w:tcMar>
+              <w:top w:type="dxa" w:w="60"/>
+              <w:left w:type="dxa" w:w="90"/>
+              <w:bottom w:type="dxa" w:w="60"/>
+              <w:right w:type="dxa" w:w="90"/>
+            </w:tcMar>
+          </w:tcPr>
+          <w:p>
+            <w:pPr>
+              <w:spacing w:after="0" w:line="259"/>
+            </w:pPr>
+            <w:r>
+              <w:rPr>
+                <w:rFonts w:ascii="Arial" w:cs="Arial" w:eastAsia="Arial" w:hAnsi="Arial"/>
+                <w:b w:val="false"/>
+                <w:bCs w:val="false"/>
+                <w:sz w:val="19"/>
+                <w:szCs w:val="19"/>
+              </w:rPr>
+              <w:t xml:space="preserve">Телесный якорь этапа: тёплое, полученное от товарища и отданное дальше, — образ качества, который ребёнок ощущает ладонями</w:t>
+            </w:r>
+          </w:p>
+        </w:tc>
+      </w:tr>
+      <w:tr>
+        <w:trPr>
+          <w:tblHeader w:val="false"/>
+        </w:trPr>
+        <w:tc>
+          <w:tcPr>
+            <w:tcW w:type="dxa" w:w="2891"/>
+            <w:tcMar>
+              <w:top w:type="dxa" w:w="60"/>
+              <w:left w:type="dxa" w:w="90"/>
+              <w:bottom w:type="dxa" w:w="60"/>
+              <w:right w:type="dxa" w:w="90"/>
+            </w:tcMar>
+          </w:tcPr>
+          <w:p>
+            <w:pPr>
+              <w:spacing w:after="0" w:line="259"/>
+            </w:pPr>
+            <w:r>
+              <w:rPr>
+                <w:rFonts w:ascii="Arial" w:cs="Arial" w:eastAsia="Arial" w:hAnsi="Arial"/>
+                <w:b w:val="false"/>
+                <w:bCs w:val="false"/>
+                <w:sz w:val="19"/>
+                <w:szCs w:val="19"/>
+              </w:rPr>
+              <w:t xml:space="preserve">«Цветок чувств» после дела</w:t>
+            </w:r>
+          </w:p>
+        </w:tc>
+        <w:tc>
+          <w:tcPr>
+            <w:tcW w:type="dxa" w:w="6747"/>
+            <w:tcMar>
+              <w:top w:type="dxa" w:w="60"/>
+              <w:left w:type="dxa" w:w="90"/>
+              <w:bottom w:type="dxa" w:w="60"/>
+              <w:right w:type="dxa" w:w="90"/>
+            </w:tcMar>
+          </w:tcPr>
+          <w:p>
+            <w:pPr>
+              <w:spacing w:after="0" w:line="259"/>
+            </w:pPr>
+            <w:r>
+              <w:rPr>
+                <w:rFonts w:ascii="Arial" w:cs="Arial" w:eastAsia="Arial" w:hAnsi="Arial"/>
+                <w:b w:val="false"/>
+                <w:bCs w:val="false"/>
+                <w:sz w:val="19"/>
+                <w:szCs w:val="19"/>
+              </w:rPr>
+              <w:t xml:space="preserve">Рефлексия по цветной легенде переводит пережитое в образ и одновременно даёт педагогу диагностику: есть ли дети, оставшиеся равнодушными</w:t>
+            </w:r>
+          </w:p>
+        </w:tc>
+      </w:tr>
+      <w:tr>
+        <w:trPr>
+          <w:tblHeader w:val="false"/>
+        </w:trPr>
+        <w:tc>
+          <w:tcPr>
+            <w:tcW w:type="dxa" w:w="2891"/>
+            <w:tcMar>
+              <w:top w:type="dxa" w:w="60"/>
+              <w:left w:type="dxa" w:w="90"/>
+              <w:bottom w:type="dxa" w:w="60"/>
+              <w:right w:type="dxa" w:w="90"/>
+            </w:tcMar>
+          </w:tcPr>
+          <w:p>
+            <w:pPr>
+              <w:spacing w:after="0" w:line="259"/>
+            </w:pPr>
+            <w:r>
+              <w:rPr>
+                <w:rFonts w:ascii="Arial" w:cs="Arial" w:eastAsia="Arial" w:hAnsi="Arial"/>
+                <w:b w:val="false"/>
+                <w:bCs w:val="false"/>
+                <w:sz w:val="19"/>
+                <w:szCs w:val="19"/>
+              </w:rPr>
+              <w:t xml:space="preserve">«Сад»</w:t>
+            </w:r>
+          </w:p>
+        </w:tc>
+        <w:tc>
+          <w:tcPr>
+            <w:tcW w:type="dxa" w:w="6747"/>
+            <w:tcMar>
+              <w:top w:type="dxa" w:w="60"/>
+              <w:left w:type="dxa" w:w="90"/>
+              <w:bottom w:type="dxa" w:w="60"/>
+              <w:right w:type="dxa" w:w="90"/>
+            </w:tcMar>
+          </w:tcPr>
+          <w:p>
+            <w:pPr>
+              <w:spacing w:after="0" w:line="259"/>
+            </w:pPr>
+            <w:r>
+              <w:rPr>
+                <w:rFonts w:ascii="Arial" w:cs="Arial" w:eastAsia="Arial" w:hAnsi="Arial"/>
+                <w:b w:val="false"/>
+                <w:bCs w:val="false"/>
+                <w:sz w:val="19"/>
+                <w:szCs w:val="19"/>
+              </w:rPr>
+              <w:t xml:space="preserve">Стебель — доброжелательность, корни — воля и искренность, листья — чуткость и великодушие. Рисунок собирает всю структуру качества в один образ, который ребёнок сделал своими руками после поступка, а не до него</w:t>
+            </w:r>
+          </w:p>
+        </w:tc>
+      </w:tr>
+      <w:tr>
+        <w:trPr>
+          <w:tblHeader w:val="false"/>
+        </w:trPr>
+        <w:tc>
+          <w:tcPr>
+            <w:tcW w:type="dxa" w:w="2891"/>
+            <w:tcMar>
+              <w:top w:type="dxa" w:w="60"/>
+              <w:left w:type="dxa" w:w="90"/>
+              <w:bottom w:type="dxa" w:w="60"/>
+              <w:right w:type="dxa" w:w="90"/>
+            </w:tcMar>
+          </w:tcPr>
+          <w:p>
+            <w:pPr>
+              <w:spacing w:after="0" w:line="259"/>
+            </w:pPr>
+            <w:r>
+              <w:rPr>
+                <w:rFonts w:ascii="Arial" w:cs="Arial" w:eastAsia="Arial" w:hAnsi="Arial"/>
+                <w:b w:val="false"/>
+                <w:bCs w:val="false"/>
+                <w:sz w:val="19"/>
+                <w:szCs w:val="19"/>
+              </w:rPr>
+              <w:t xml:space="preserve">Аллея рекордов</w:t>
+            </w:r>
+          </w:p>
+        </w:tc>
+        <w:tc>
+          <w:tcPr>
+            <w:tcW w:type="dxa" w:w="6747"/>
+            <w:tcMar>
+              <w:top w:type="dxa" w:w="60"/>
+              <w:left w:type="dxa" w:w="90"/>
+              <w:bottom w:type="dxa" w:w="60"/>
+              <w:right w:type="dxa" w:w="90"/>
+            </w:tcMar>
+          </w:tcPr>
+          <w:p>
+            <w:pPr>
+              <w:spacing w:after="0" w:line="259"/>
+            </w:pPr>
+            <w:r>
+              <w:rPr>
+                <w:rFonts w:ascii="Arial" w:cs="Arial" w:eastAsia="Arial" w:hAnsi="Arial"/>
+                <w:b w:val="false"/>
+                <w:bCs w:val="false"/>
+                <w:sz w:val="19"/>
+                <w:szCs w:val="19"/>
+              </w:rPr>
+              <w:t xml:space="preserve">Историческая глубина показывает: радость за другого — не детская наивность, а качество, которым жили великие люди. Семь рекордов по семи уровням пирамиды; четыре линзы разбора повторяют путь, который ребёнок прошёл сам</w:t>
+            </w:r>
+          </w:p>
+        </w:tc>
+      </w:tr>
+      <w:tr>
+        <w:trPr>
+          <w:tblHeader w:val="false"/>
+        </w:trPr>
+        <w:tc>
+          <w:tcPr>
+            <w:tcW w:type="dxa" w:w="2891"/>
+            <w:tcMar>
+              <w:top w:type="dxa" w:w="60"/>
+              <w:left w:type="dxa" w:w="90"/>
+              <w:bottom w:type="dxa" w:w="60"/>
+              <w:right w:type="dxa" w:w="90"/>
+            </w:tcMar>
+          </w:tcPr>
+          <w:p>
+            <w:pPr>
+              <w:spacing w:after="0" w:line="259"/>
+            </w:pPr>
+            <w:r>
+              <w:rPr>
+                <w:rFonts w:ascii="Arial" w:cs="Arial" w:eastAsia="Arial" w:hAnsi="Arial"/>
+                <w:b w:val="false"/>
+                <w:bCs w:val="false"/>
+                <w:sz w:val="19"/>
+                <w:szCs w:val="19"/>
+              </w:rPr>
+              <w:t xml:space="preserve">Точка Б</w:t>
+            </w:r>
+          </w:p>
+        </w:tc>
+        <w:tc>
+          <w:tcPr>
+            <w:tcW w:type="dxa" w:w="6747"/>
+            <w:tcMar>
+              <w:top w:type="dxa" w:w="60"/>
+              <w:left w:type="dxa" w:w="90"/>
+              <w:bottom w:type="dxa" w:w="60"/>
+              <w:right w:type="dxa" w:w="90"/>
+            </w:tcMar>
+          </w:tcPr>
+          <w:p>
+            <w:pPr>
+              <w:spacing w:after="0" w:line="259"/>
+            </w:pPr>
+            <w:r>
+              <w:rPr>
+                <w:rFonts w:ascii="Arial" w:cs="Arial" w:eastAsia="Arial" w:hAnsi="Arial"/>
+                <w:b w:val="false"/>
+                <w:bCs w:val="false"/>
+                <w:sz w:val="19"/>
+                <w:szCs w:val="19"/>
+              </w:rPr>
+              <w:t xml:space="preserve">Ставится после дела, а не после урока: расстояние от Точки А отражает реальное движение, а не впечатление от разговора</w:t>
+            </w:r>
+          </w:p>
+        </w:tc>
+      </w:tr>
+      <w:tr>
+        <w:trPr>
+          <w:tblHeader w:val="false"/>
+        </w:trPr>
+        <w:tc>
+          <w:tcPr>
+            <w:tcW w:type="dxa" w:w="2891"/>
+            <w:tcMar>
+              <w:top w:type="dxa" w:w="60"/>
+              <w:left w:type="dxa" w:w="90"/>
+              <w:bottom w:type="dxa" w:w="60"/>
+              <w:right w:type="dxa" w:w="90"/>
+            </w:tcMar>
+          </w:tcPr>
+          <w:p>
+            <w:pPr>
+              <w:spacing w:after="0" w:line="259"/>
+            </w:pPr>
+            <w:r>
+              <w:rPr>
+                <w:rFonts w:ascii="Arial" w:cs="Arial" w:eastAsia="Arial" w:hAnsi="Arial"/>
+                <w:b w:val="false"/>
+                <w:bCs w:val="false"/>
+                <w:sz w:val="19"/>
+                <w:szCs w:val="19"/>
+              </w:rPr>
+              <w:t xml:space="preserve">«Семена» новых дел и трюизм «Я всё могу! Я всё хочу!»</w:t>
+            </w:r>
+          </w:p>
+        </w:tc>
+        <w:tc>
+          <w:tcPr>
+            <w:tcW w:type="dxa" w:w="6747"/>
+            <w:tcMar>
+              <w:top w:type="dxa" w:w="60"/>
+              <w:left w:type="dxa" w:w="90"/>
+              <w:bottom w:type="dxa" w:w="60"/>
+              <w:right w:type="dxa" w:w="90"/>
+            </w:tcMar>
+          </w:tcPr>
+          <w:p>
+            <w:pPr>
+              <w:spacing w:after="0" w:line="259"/>
+            </w:pPr>
+            <w:r>
+              <w:rPr>
+                <w:rFonts w:ascii="Arial" w:cs="Arial" w:eastAsia="Arial" w:hAnsi="Arial"/>
+                <w:b w:val="false"/>
+                <w:bCs w:val="false"/>
+                <w:sz w:val="19"/>
+                <w:szCs w:val="19"/>
+              </w:rPr>
+              <w:t xml:space="preserve">Установка-регулятор проверяется продолжением: ребёнок сам называет, кому и как он готов подарить радость дальше. Хоровое троекратное повторение с движением даёт телесный якорь</w:t>
+            </w:r>
+          </w:p>
+        </w:tc>
+      </w:tr>
+    </w:tbl>
+    <w:p>
+      <w:pPr>
+        <w:spacing w:after="80"/>
+      </w:pPr>
+    </w:p>
+    <w:p>
+      <w:pPr>
+        <w:spacing w:after="120" w:line="276"/>
+      </w:pPr>
+      <w:r>
+        <w:rPr>
+          <w:rFonts w:ascii="Arial" w:cs="Arial" w:eastAsia="Arial" w:hAnsi="Arial"/>
+          <w:sz w:val="21"/>
+          <w:szCs w:val="21"/>
+        </w:rPr>
+        <w:t xml:space="preserve">Критическое замечание. Этап не может быть проведён в день киноурока и не может быть заменён обсуждением плана: его содержание — итог реального поступка. Этап опирается на результат этапа 7 «Социальная практика»: к празднику класс приходит с выполненным делом.</w:t>
+      </w:r>
+    </w:p>
+    <w:p>
+      <w:pPr>
+        <w:spacing w:after="120" w:line="276"/>
+      </w:pPr>
+      <w:r>
+        <w:rPr>
+          <w:rFonts w:ascii="Arial" w:cs="Arial" w:eastAsia="Arial" w:hAnsi="Arial"/>
+          <w:sz w:val="21"/>
+          <w:szCs w:val="21"/>
+        </w:rPr>
+        <w:t xml:space="preserve">Вывод: этап «Воодушевление» закрывает цикл: ребёнок радуется за других, за класс и за себя по поводу того, что сделано, — и уносит образ того, кем он может стать.</w:t>
+      </w:r>
+    </w:p>
+    <w:p>
+      <w:pPr>
+        <w:pStyle w:val="Heading3"/>
+        <w:spacing w:after="100" w:before="200"/>
+      </w:pPr>
+      <w:r>
+        <w:rPr>
+          <w:rFonts w:ascii="Arial" w:cs="Arial" w:eastAsia="Arial" w:hAnsi="Arial"/>
+          <w:b/>
+          <w:bCs/>
+          <w:sz w:val="22"/>
+          <w:szCs w:val="22"/>
+        </w:rPr>
+        <w:t>2.2.10. Сводная таблица взаимосвязи этапов</w:t>
       </w:r>
     </w:p>
     <w:tbl>
@@ -5583,7 +5727,7 @@
                 <w:sz w:val="19"/>
                 <w:szCs w:val="19"/>
               </w:rPr>
-              <w:t xml:space="preserve">Воодушевление</w:t>
+              <w:t>Социальная практика</w:t>
             </w:r>
           </w:p>
         </w:tc>
@@ -5609,7 +5753,7 @@
                 <w:sz w:val="19"/>
                 <w:szCs w:val="19"/>
               </w:rPr>
-              <w:t xml:space="preserve">Радость за результат, образ великих, образ будущего</w:t>
+              <w:t>Реальный опыт созидательного действия и результат для получателя</w:t>
             </w:r>
           </w:p>
         </w:tc>
@@ -5635,7 +5779,7 @@
                 <w:sz w:val="19"/>
                 <w:szCs w:val="19"/>
               </w:rPr>
-              <w:t xml:space="preserve">Установку-регулятор</w:t>
+              <w:t>Материал для рефлексии</w:t>
             </w:r>
           </w:p>
         </w:tc>
@@ -5661,7 +5805,116 @@
                 <w:sz w:val="19"/>
                 <w:szCs w:val="19"/>
               </w:rPr>
-              <w:t xml:space="preserve">Действие без закрепления</w:t>
+              <w:t>План без поступка</w:t>
+            </w:r>
+          </w:p>
+        </w:tc>
+      </w:tr>
+      <w:tr>
+        <w:trPr>
+          <w:tblHeader w:val="false"/>
+        </w:trPr>
+        <w:tc>
+          <w:tcPr>
+            <w:tcW w:type="dxa" w:w="1735"/>
+            <w:tcMar>
+              <w:top w:type="dxa" w:w="60"/>
+              <w:left w:type="dxa" w:w="90"/>
+              <w:bottom w:type="dxa" w:w="60"/>
+              <w:right w:type="dxa" w:w="90"/>
+            </w:tcMar>
+          </w:tcPr>
+          <w:p>
+            <w:pPr>
+              <w:spacing w:after="0" w:line="259"/>
+            </w:pPr>
+            <w:r>
+              <w:rPr>
+                <w:rFonts w:ascii="Arial" w:cs="Arial" w:eastAsia="Arial" w:hAnsi="Arial"/>
+                <w:b w:val="false"/>
+                <w:bCs w:val="false"/>
+                <w:sz w:val="19"/>
+                <w:szCs w:val="19"/>
+              </w:rPr>
+              <w:t>Воодушевление</w:t>
+            </w:r>
+          </w:p>
+        </w:tc>
+        <w:tc>
+          <w:tcPr>
+            <w:tcW w:type="dxa" w:w="2699"/>
+            <w:tcMar>
+              <w:top w:type="dxa" w:w="60"/>
+              <w:left w:type="dxa" w:w="90"/>
+              <w:bottom w:type="dxa" w:w="60"/>
+              <w:right w:type="dxa" w:w="90"/>
+            </w:tcMar>
+          </w:tcPr>
+          <w:p>
+            <w:pPr>
+              <w:spacing w:after="0" w:line="259"/>
+            </w:pPr>
+            <w:r>
+              <w:rPr>
+                <w:rFonts w:ascii="Arial" w:cs="Arial" w:eastAsia="Arial" w:hAnsi="Arial"/>
+                <w:b w:val="false"/>
+                <w:bCs w:val="false"/>
+                <w:sz w:val="19"/>
+                <w:szCs w:val="19"/>
+              </w:rPr>
+              <w:t>Радость за результат, образ великих, образ будущего</w:t>
+            </w:r>
+          </w:p>
+        </w:tc>
+        <w:tc>
+          <w:tcPr>
+            <w:tcW w:type="dxa" w:w="2602"/>
+            <w:tcMar>
+              <w:top w:type="dxa" w:w="60"/>
+              <w:left w:type="dxa" w:w="90"/>
+              <w:bottom w:type="dxa" w:w="60"/>
+              <w:right w:type="dxa" w:w="90"/>
+            </w:tcMar>
+          </w:tcPr>
+          <w:p>
+            <w:pPr>
+              <w:spacing w:after="0" w:line="259"/>
+            </w:pPr>
+            <w:r>
+              <w:rPr>
+                <w:rFonts w:ascii="Arial" w:cs="Arial" w:eastAsia="Arial" w:hAnsi="Arial"/>
+                <w:b w:val="false"/>
+                <w:bCs w:val="false"/>
+                <w:sz w:val="19"/>
+                <w:szCs w:val="19"/>
+              </w:rPr>
+              <w:t>Установку-регулятор</w:t>
+            </w:r>
+          </w:p>
+        </w:tc>
+        <w:tc>
+          <w:tcPr>
+            <w:tcW w:type="dxa" w:w="2602"/>
+            <w:tcMar>
+              <w:top w:type="dxa" w:w="60"/>
+              <w:left w:type="dxa" w:w="90"/>
+              <w:bottom w:type="dxa" w:w="60"/>
+              <w:right w:type="dxa" w:w="90"/>
+            </w:tcMar>
+          </w:tcPr>
+          <w:p>
+            <w:pPr>
+              <w:spacing w:after="0" w:line="259"/>
+            </w:pPr>
+            <w:r>
+              <w:rPr>
+                <w:rFonts w:ascii="Arial" w:cs="Arial" w:eastAsia="Arial" w:hAnsi="Arial"/>
+                <w:b w:val="false"/>
+                <w:bCs w:val="false"/>
+                <w:sz w:val="19"/>
+                <w:szCs w:val="19"/>
+              </w:rPr>
+              <w:t>Действие без закрепления</w:t>
             </w:r>
           </w:p>
         </w:tc>
@@ -7224,7 +7477,7 @@
                 <w:sz w:val="19"/>
                 <w:szCs w:val="19"/>
               </w:rPr>
-              <w:t xml:space="preserve">Общее дело класса и «Праздник успехов» (этап «Воодушевление»)</w:t>
+              <w:t>Общее дело класса и «Праздник успехов» (этап 8 «Воодушевление»)</w:t>
             </w:r>
           </w:p>
         </w:tc>
@@ -7910,7 +8163,7 @@
                 <w:sz w:val="19"/>
                 <w:szCs w:val="19"/>
               </w:rPr>
-              <w:t xml:space="preserve">7</w:t>
+              <w:t>7</w:t>
             </w:r>
           </w:p>
         </w:tc>
@@ -7936,7 +8189,7 @@
                 <w:sz w:val="19"/>
                 <w:szCs w:val="19"/>
               </w:rPr>
-              <w:t xml:space="preserve">Воодушевление — Праздник успехов</w:t>
+              <w:t>Социальная практика</w:t>
             </w:r>
           </w:p>
         </w:tc>
@@ -7962,7 +8215,90 @@
                 <w:sz w:val="19"/>
                 <w:szCs w:val="19"/>
               </w:rPr>
-              <w:t xml:space="preserve">После общего дела: лучик, Цветок чувств, Сад, Аллея рекордов, Точка Б, семена новых дел</w:t>
+              <w:t>Выполнение общего дела класса; реальный результат для получателя</w:t>
+            </w:r>
+          </w:p>
+        </w:tc>
+      </w:tr>
+      <w:tr>
+        <w:trPr>
+          <w:tblHeader w:val="false"/>
+        </w:trPr>
+        <w:tc>
+          <w:tcPr>
+            <w:tcW w:type="dxa" w:w="771"/>
+            <w:tcMar>
+              <w:top w:type="dxa" w:w="60"/>
+              <w:left w:type="dxa" w:w="90"/>
+              <w:bottom w:type="dxa" w:w="60"/>
+              <w:right w:type="dxa" w:w="90"/>
+            </w:tcMar>
+          </w:tcPr>
+          <w:p>
+            <w:pPr>
+              <w:spacing w:after="0" w:line="259"/>
+            </w:pPr>
+            <w:r>
+              <w:rPr>
+                <w:rFonts w:ascii="Arial" w:cs="Arial" w:eastAsia="Arial" w:hAnsi="Arial"/>
+                <w:b w:val="false"/>
+                <w:bCs w:val="false"/>
+                <w:sz w:val="19"/>
+                <w:szCs w:val="19"/>
+              </w:rPr>
+              <w:t>8</w:t>
+            </w:r>
+          </w:p>
+        </w:tc>
+        <w:tc>
+          <w:tcPr>
+            <w:tcW w:type="dxa" w:w="2313"/>
+            <w:tcMar>
+              <w:top w:type="dxa" w:w="60"/>
+              <w:left w:type="dxa" w:w="90"/>
+              <w:bottom w:type="dxa" w:w="60"/>
+              <w:right w:type="dxa" w:w="90"/>
+            </w:tcMar>
+          </w:tcPr>
+          <w:p>
+            <w:pPr>
+              <w:spacing w:after="0" w:line="259"/>
+            </w:pPr>
+            <w:r>
+              <w:rPr>
+                <w:rFonts w:ascii="Arial" w:cs="Arial" w:eastAsia="Arial" w:hAnsi="Arial"/>
+                <w:b w:val="false"/>
+                <w:bCs w:val="false"/>
+                <w:sz w:val="19"/>
+                <w:szCs w:val="19"/>
+              </w:rPr>
+              <w:t>Воодушевление — Праздник успехов</w:t>
+            </w:r>
+          </w:p>
+        </w:tc>
+        <w:tc>
+          <w:tcPr>
+            <w:tcW w:type="dxa" w:w="6554"/>
+            <w:tcMar>
+              <w:top w:type="dxa" w:w="60"/>
+              <w:left w:type="dxa" w:w="90"/>
+              <w:bottom w:type="dxa" w:w="60"/>
+              <w:right w:type="dxa" w:w="90"/>
+            </w:tcMar>
+          </w:tcPr>
+          <w:p>
+            <w:pPr>
+              <w:spacing w:after="0" w:line="259"/>
+            </w:pPr>
+            <w:r>
+              <w:rPr>
+                <w:rFonts w:ascii="Arial" w:cs="Arial" w:eastAsia="Arial" w:hAnsi="Arial"/>
+                <w:b w:val="false"/>
+                <w:bCs w:val="false"/>
+                <w:sz w:val="19"/>
+                <w:szCs w:val="19"/>
+              </w:rPr>
+              <w:t>После общего дела: лучик, Цветок чувств, Сад, Аллея рекордов, Точка Б, семена новых дел</w:t>
             </w:r>
           </w:p>
         </w:tc>
@@ -7986,7 +8322,7 @@
           <w:sz w:val="22"/>
           <w:szCs w:val="22"/>
         </w:rPr>
-        <w:t xml:space="preserve">3.1.2. Теоретическое обоснование семичастной структуры</w:t>
+        <w:t>3.1.2. Теоретическое обоснование восьмичастной структуры</w:t>
       </w:r>
     </w:p>
     <w:tbl>
@@ -8116,7 +8452,7 @@
                 <w:sz w:val="19"/>
                 <w:szCs w:val="19"/>
               </w:rPr>
-              <w:t xml:space="preserve">Семь этапов — путь от внешнего (фильм и герои) к внутреннему (установка); каждый этап — ступень перехода, а седьмой — осмысление реального поступка</w:t>
+              <w:t>Восемь этапов — путь от внешнего (фильм и герои) к внутреннему (установка); седьмой — реальное созидательное действие, восьмой — осмысление реального поступка</w:t>
             </w:r>
           </w:p>
         </w:tc>
@@ -8173,7 +8509,7 @@
                 <w:sz w:val="19"/>
                 <w:szCs w:val="19"/>
               </w:rPr>
-              <w:t xml:space="preserve">Ориентировочная основа (Введение, Просмотр фильма, Чувство) → материализованное действие (Мысль, Осознание) → проект и внешнее действие с реальным результатом (Воображение, общее дело) → внутреннее действие (Воодушевление)</w:t>
+              <w:t>Ориентировочная основа (Введение, Просмотр фильма, Чувство) → материализованное действие (Мысль, Осознание) → проект и внешнее действие с реальным результатом (Воображение, Социальная практика) → внутреннее действие (Воодушевление)</w:t>
             </w:r>
           </w:p>
         </w:tc>
@@ -8287,7 +8623,7 @@
                 <w:sz w:val="19"/>
                 <w:szCs w:val="19"/>
               </w:rPr>
-              <w:t xml:space="preserve">Знание (Введение, Просмотр фильма) → понимание (Чувство) → применение (Мысль) → анализ (Осознание) → синтез и создание (Воображение, общее дело) → оценка (Воодушевление)</w:t>
+              <w:t>Знание (Введение, Просмотр фильма) → понимание (Чувство) → применение (Мысль) → анализ (Осознание) → синтез и создание (Воображение, Социальная практика) → оценка (Воодушевление)</w:t>
             </w:r>
           </w:p>
         </w:tc>
@@ -8329,7 +8665,7 @@
           <w:sz w:val="21"/>
           <w:szCs w:val="21"/>
         </w:rPr>
-        <w:t xml:space="preserve">Эмерджентность: установка возникает только при прохождении всех семи этапов; ни один этап сам по себе её не создаёт</w:t>
+        <w:t>Эмерджентность: установка возникает только при прохождении всех восьми этапов; ни один этап сам по себе её не создаёт</w:t>
       </w:r>
     </w:p>
     <w:p>
@@ -8365,7 +8701,7 @@
           <w:sz w:val="21"/>
           <w:szCs w:val="21"/>
         </w:rPr>
-        <w:t xml:space="preserve">Преемственность: каждый этап начинается с мостика от предыдущего и заканчивается мостиком к следующему; между «Воображением» и «Воодушевлением» мостиком служит само дело класса</w:t>
+        <w:t>Преемственность: каждый этап начинается с мостика от предыдущего и заканчивается мостиком к следующему; между «Воображением» и «Воодушевлением» находится отдельный этап «Социальная практика» — само дело класса</w:t>
       </w:r>
     </w:p>
     <w:p>
@@ -8412,7 +8748,7 @@
           <w:sz w:val="21"/>
           <w:szCs w:val="21"/>
         </w:rPr>
-        <w:t xml:space="preserve">Семь разделов — не перечень тем, а последовательность превращений одного и того же материала: фильм становится общим переживанием, сцена — чувством, чувство — пониманием, понимание — выбором, выбор — планом, план — делом, дело — радостью.</w:t>
+        <w:t>Восемь разделов — не перечень тем, а последовательность превращений одного и того же материала: фильм становится общим переживанием, сцена — чувством, чувство — пониманием, понимание — выбором, выбор — планом, план — делом, дело — радостью.</w:t>
       </w:r>
     </w:p>
     <w:p>
@@ -8940,7 +9276,7 @@
           <w:sz w:val="21"/>
           <w:szCs w:val="21"/>
         </w:rPr>
-        <w:t xml:space="preserve">Каждый этап — микро-цикл, а семь этапов вместе — макро-цикл. Это создаёт фрактальную структуру: этап повторяет строение всего киноурока.</w:t>
+        <w:t>Каждый этап — микро-цикл, а восемь этапов вместе — макро-цикл. Это создаёт фрактальную структуру: этап повторяет строение всего киноурока.</w:t>
       </w:r>
     </w:p>
     <w:p>
@@ -10055,7 +10391,7 @@
                 <w:sz w:val="19"/>
                 <w:szCs w:val="19"/>
               </w:rPr>
-              <w:t xml:space="preserve">Рефлексия после дела в образе (этап «Воодушевление»); одновременно диагностика равнодушия</w:t>
+              <w:t>Рефлексия после дела в образе (этап 8 «Воодушевление»); одновременно диагностика равнодушия</w:t>
             </w:r>
           </w:p>
         </w:tc>
@@ -10921,7 +11257,7 @@
                 <w:sz w:val="19"/>
                 <w:szCs w:val="19"/>
               </w:rPr>
-              <w:t xml:space="preserve">Семь этапов с единой метафорой и единой шкалой; шесть — в день киноурока, седьмой — после реального дела класса</w:t>
+              <w:t>Восемь этапов с единой метафорой и единой шкалой; шесть — в день киноурока, седьмой — реальное общее дело класса, восьмой — после дела</w:t>
             </w:r>
           </w:p>
         </w:tc>
@@ -12475,7 +12811,7 @@
                 <w:sz w:val="19"/>
                 <w:szCs w:val="19"/>
               </w:rPr>
-              <w:t xml:space="preserve">Общее дело класса</w:t>
+              <w:t>7. Социальная практика — общее дело класса</w:t>
             </w:r>
           </w:p>
         </w:tc>
@@ -12558,7 +12894,7 @@
                 <w:sz w:val="19"/>
                 <w:szCs w:val="19"/>
               </w:rPr>
-              <w:t xml:space="preserve">Воодушевление — Праздник успехов</w:t>
+              <w:t>8. Воодушевление — Праздник успехов</w:t>
             </w:r>
           </w:p>
         </w:tc>
@@ -15134,7 +15470,7 @@
           <w:sz w:val="22"/>
           <w:szCs w:val="22"/>
         </w:rPr>
-        <w:t xml:space="preserve">5.4.5. Обоснование «Двух берегов»</w:t>
+        <w:t xml:space="preserve">5.4.5. Итог этапа и переход к этапу 5</w:t>
       </w:r>
     </w:p>
     <w:p>
@@ -15147,7 +15483,23 @@
           <w:sz w:val="21"/>
           <w:szCs w:val="21"/>
         </w:rPr>
-        <w:t xml:space="preserve">В конце этапа класс видит две среды наглядно: на одном берегу — мучительные чувства и мысли зависти, собранные на предыдущих этапах, на другом — чувства и мысли радости за другого. Выбор делается разумом, через сравнение, а не по указанию педагога: ребёнок сам видит, на каком берегу человеку хорошо и где у Кристины появились друзья. Берега остаются на доске и связывают этап «Мысль» с «Осознанием» и «Воображением».</w:t>
+        <w:t xml:space="preserve">Ребёнок знает, из чего состоит качество и что его питает. Переход — «проявлять новые качества — значит действовать».</w:t>
+      </w:r>
+    </w:p>
+    <w:p>
+      <w:pPr>
+        <w:pStyle w:val="Heading2"/>
+        <w:spacing w:after="120" w:before="280"/>
+      </w:pPr>
+      <w:r>
+        <w:rPr>
+          <w:rFonts w:ascii="Arial" w:cs="Arial" w:eastAsia="Arial" w:hAnsi="Arial"/>
+          <w:b/>
+          <w:bCs/>
+          <w:sz w:val="24"/>
+          <w:szCs w:val="24"/>
+        </w:rPr>
+        <w:t xml:space="preserve">5.5. Обоснование этапа 5: Осознание</w:t>
       </w:r>
     </w:p>
     <w:p>
@@ -15163,7 +15515,7 @@
           <w:sz w:val="22"/>
           <w:szCs w:val="22"/>
         </w:rPr>
-        <w:t xml:space="preserve">5.4.6. Итог этапа и переход к этапу 5</w:t>
+        <w:t xml:space="preserve">5.5.1. Педагогическая цель и её обоснование</w:t>
       </w:r>
     </w:p>
     <w:p>
@@ -15176,23 +15528,7 @@
           <w:sz w:val="21"/>
           <w:szCs w:val="21"/>
         </w:rPr>
-        <w:t xml:space="preserve">Ребёнок знает, из чего состоит качество и что его питает. Переход — «проявлять новые качества — значит действовать».</w:t>
-      </w:r>
-    </w:p>
-    <w:p>
-      <w:pPr>
-        <w:pStyle w:val="Heading2"/>
-        <w:spacing w:after="120" w:before="280"/>
-      </w:pPr>
-      <w:r>
-        <w:rPr>
-          <w:rFonts w:ascii="Arial" w:cs="Arial" w:eastAsia="Arial" w:hAnsi="Arial"/>
-          <w:b/>
-          <w:bCs/>
-          <w:sz w:val="24"/>
-          <w:szCs w:val="24"/>
-        </w:rPr>
-        <w:t xml:space="preserve">5.5. Обоснование этапа 5: Осознание</w:t>
+        <w:t xml:space="preserve">Перенести опыт на свою жизнь. Перенос строится через пирамиду уровней, собственные примеры и первый микро-шаг.</w:t>
       </w:r>
     </w:p>
     <w:p>
@@ -15208,7 +15544,7 @@
           <w:sz w:val="22"/>
           <w:szCs w:val="22"/>
         </w:rPr>
-        <w:t xml:space="preserve">5.5.1. Педагогическая цель и её обоснование</w:t>
+        <w:t xml:space="preserve">5.5.2. Обоснование «Антидота зависти»</w:t>
       </w:r>
     </w:p>
     <w:p>
@@ -15221,36 +15557,7 @@
           <w:sz w:val="21"/>
           <w:szCs w:val="21"/>
         </w:rPr>
-        <w:t xml:space="preserve">Перенести опыт на свою жизнь. Перенос строится через пирамиду уровней, собственные примеры и первый микро-шаг.</w:t>
-      </w:r>
-    </w:p>
-    <w:p>
-      <w:pPr>
-        <w:pStyle w:val="Heading3"/>
-        <w:spacing w:after="100" w:before="200"/>
-      </w:pPr>
-      <w:r>
-        <w:rPr>
-          <w:rFonts w:ascii="Arial" w:cs="Arial" w:eastAsia="Arial" w:hAnsi="Arial"/>
-          <w:b/>
-          <w:bCs/>
-          <w:sz w:val="22"/>
-          <w:szCs w:val="22"/>
-        </w:rPr>
-        <w:t xml:space="preserve">5.5.2. Обоснование «Антидота зависти»</w:t>
-      </w:r>
-    </w:p>
-    <w:p>
-      <w:pPr>
-        <w:spacing w:after="120" w:line="276"/>
-      </w:pPr>
-      <w:r>
-        <w:rPr>
-          <w:rFonts w:ascii="Arial" w:cs="Arial" w:eastAsia="Arial" w:hAnsi="Arial"/>
-          <w:sz w:val="21"/>
-          <w:szCs w:val="21"/>
-        </w:rPr>
-        <w:t xml:space="preserve">Форма «уровень → враг → диверсия → антидот → план действий» учит не подавлять зависть, а перестраивать мысль. Предмет зависти называется точно: Кристина завидовала не вещам, которых у неё было в избытке, а дружбе Насти и Тимофея — хорошим качествам, которые объединили их в дружбу; плохие качества завидовали хорошим. Примеры берутся из фильма: диверсия — «почему они дружат, а я одна?», антидот — «она умеет придумывать!», антидот самой Кристины — новый капитан для друзей.</w:t>
+        <w:t xml:space="preserve">Форма «уровень → враг → диверсия → антидот → план действий» учит не подавлять зависть, а перестраивать мысль. Примеры берутся из фильма: диверсия — «у тебя даже телефон кнопочный», антидот — «она умеет придумывать!».</w:t>
       </w:r>
     </w:p>
     <w:p>
@@ -15942,7 +16249,7 @@
           <w:sz w:val="22"/>
           <w:szCs w:val="22"/>
         </w:rPr>
-        <w:t xml:space="preserve">5.6.6. Итог этапа и переход к этапу 7</w:t>
+        <w:t xml:space="preserve">5.6.6. Итог этапа и переход к этапу 7 «Социальная практика»</w:t>
       </w:r>
     </w:p>
     <w:p>
@@ -15955,7 +16262,7 @@
           <w:sz w:val="21"/>
           <w:szCs w:val="21"/>
         </w:rPr>
-        <w:t xml:space="preserve">План дела составлен, роли распределены, напутствие дано. День киноурока закончен, цикл — нет: класс выполняет дело, а возвращение к его результату происходит на этапе «Воодушевление».</w:t>
+        <w:t xml:space="preserve">План дела составлен, роли распределены, напутствие дано. День киноурока закончен, цикл — нет: на этапе 7 «Социальная практика» класс выполняет дело, а возвращение к его результату происходит на этапе 8 «Воодушевление».</w:t>
       </w:r>
     </w:p>
     <w:p>
@@ -15971,7 +16278,7 @@
           <w:sz w:val="24"/>
           <w:szCs w:val="24"/>
         </w:rPr>
-        <w:t xml:space="preserve">5.7. Обоснование этапа 7: Воодушевление — Праздник успехов</w:t>
+        <w:t xml:space="preserve">5.7. Обоснование этапа 7: Социальная практика — общее дело класса</w:t>
       </w:r>
     </w:p>
     <w:p>
@@ -16000,7 +16307,7 @@
           <w:sz w:val="21"/>
           <w:szCs w:val="21"/>
         </w:rPr>
-        <w:t xml:space="preserve">Выполнить реальное дело класса и прожить радость за других и за себя по его итогам; собрать структуру качества в образ, сделанный своими руками; провести итоговую диагностику и открыть будущее — «семена» новых дел. Этап отделён от дня киноурока временем и поступком: в исходном пособии по фильму рефлексия после дела составляла отдельное занятие, а в структуре киноурока «Воодушевление» является его завершением, а не дополнением. Здесь же показывается историческая глубина качества — Аллея рекордов.</w:t>
+        <w:t xml:space="preserve">Выполнить выбранное на этапе «Воображение» общее дело класса и перевести замысел в реальный поступок, направленный на пользу другим. Реальное действие с реальным получателем: открытки, концерт, плакат, помощь. Педагог — организатор, а не исполнитель; дети — авторы дела. «Дневник дела» фиксирует ход, а не оценивает участников. Без выполненного дела этап 8 не проводится.</w:t>
       </w:r>
     </w:p>
     <w:p>
@@ -16016,7 +16323,7 @@
           <w:sz w:val="22"/>
           <w:szCs w:val="22"/>
         </w:rPr>
-        <w:t xml:space="preserve">5.7.2. Обоснование двух частей этапа</w:t>
+        <w:t xml:space="preserve">5.7.2. Обоснование хода этапа</w:t>
       </w:r>
     </w:p>
     <w:tbl>
@@ -16062,7 +16369,7 @@
                 <w:sz w:val="19"/>
                 <w:szCs w:val="19"/>
               </w:rPr>
-              <w:t xml:space="preserve">Часть</w:t>
+              <w:t xml:space="preserve">Шаг</w:t>
             </w:r>
           </w:p>
         </w:tc>
@@ -16120,7 +16427,7 @@
                 <w:sz w:val="19"/>
                 <w:szCs w:val="19"/>
               </w:rPr>
-              <w:t xml:space="preserve">Часть 1. Дело класса (1–2 недели)</w:t>
+              <w:t xml:space="preserve">Подготовка по Паспорту общего дела</w:t>
             </w:r>
           </w:p>
         </w:tc>
@@ -16146,7 +16453,7 @@
                 <w:sz w:val="19"/>
                 <w:szCs w:val="19"/>
               </w:rPr>
-              <w:t xml:space="preserve">Реальное действие с реальным получателем: открытки, концерт, плакат, помощь. Педагог — организатор, а не исполнитель; дети — авторы дела. «Дневник дела» фиксирует ход, а не оценивает участников. Без выполненного дела вторая часть не проводится</w:t>
+              <w:t xml:space="preserve">Проверка получателя и его потребности, ролей, материалов, помощи взрослых и срока продолжает вопросы этапа «Воображение»: «кому это нужно?» и «как узнать, что нужно?». Так дело остаётся ответом на реальную потребность, а не придуманным «для галочки».</w:t>
             </w:r>
           </w:p>
         </w:tc>
@@ -16177,7 +16484,7 @@
                 <w:sz w:val="19"/>
                 <w:szCs w:val="19"/>
               </w:rPr>
-              <w:t xml:space="preserve">Часть 2. «Праздник успехов» (30 минут)</w:t>
+              <w:t xml:space="preserve">Выполнение</w:t>
             </w:r>
           </w:p>
         </w:tc>
@@ -16203,7 +16510,64 @@
                 <w:sz w:val="19"/>
                 <w:szCs w:val="19"/>
               </w:rPr>
-              <w:t xml:space="preserve">Возвращение к сделанному. Радость за другого требует повода: класс видит результат, вспоминает вклад каждого и радуется вслух. Праздник проводится в тетради и в кругу, а не в форме отчёта</w:t>
+              <w:t xml:space="preserve">Каждая команда делает свою часть, а при затруднении помогает соседняя — класс не соревнуется, а делает одно дело. Во время дела педагог замечает и называет вслух проявления трёх парусов — это воспитание в действии: качество закрепляется в поступке, а не в словах.</w:t>
+            </w:r>
+          </w:p>
+        </w:tc>
+      </w:tr>
+      <w:tr>
+        <w:trPr>
+          <w:tblHeader w:val="false"/>
+        </w:trPr>
+        <w:tc>
+          <w:tcPr>
+            <w:tcW w:type="dxa" w:w="2891"/>
+            <w:tcMar>
+              <w:top w:type="dxa" w:w="60"/>
+              <w:left w:type="dxa" w:w="90"/>
+              <w:bottom w:type="dxa" w:w="60"/>
+              <w:right w:type="dxa" w:w="90"/>
+            </w:tcMar>
+          </w:tcPr>
+          <w:p>
+            <w:pPr>
+              <w:spacing w:after="0" w:line="259"/>
+            </w:pPr>
+            <w:r>
+              <w:rPr>
+                <w:rFonts w:ascii="Arial" w:cs="Arial" w:eastAsia="Arial" w:hAnsi="Arial"/>
+                <w:b w:val="false"/>
+                <w:bCs w:val="false"/>
+                <w:sz w:val="19"/>
+                <w:szCs w:val="19"/>
+              </w:rPr>
+              <w:t xml:space="preserve">Результат для получателя</w:t>
+            </w:r>
+          </w:p>
+        </w:tc>
+        <w:tc>
+          <w:tcPr>
+            <w:tcW w:type="dxa" w:w="6747"/>
+            <w:tcMar>
+              <w:top w:type="dxa" w:w="60"/>
+              <w:left w:type="dxa" w:w="90"/>
+              <w:bottom w:type="dxa" w:w="60"/>
+              <w:right w:type="dxa" w:w="90"/>
+            </w:tcMar>
+          </w:tcPr>
+          <w:p>
+            <w:pPr>
+              <w:spacing w:after="0" w:line="259"/>
+            </w:pPr>
+            <w:r>
+              <w:rPr>
+                <w:rFonts w:ascii="Arial" w:cs="Arial" w:eastAsia="Arial" w:hAnsi="Arial"/>
+                <w:b w:val="false"/>
+                <w:bCs w:val="false"/>
+                <w:sz w:val="19"/>
+                <w:szCs w:val="19"/>
+              </w:rPr>
+              <w:t xml:space="preserve">Класс передаёт результат получателю и видит его реакцию — плод дела. Именно этот видимый результат становится поводом для радости за других на этапе 8.</w:t>
             </w:r>
           </w:p>
         </w:tc>
@@ -16211,8 +16575,16 @@
     </w:tbl>
     <w:p>
       <w:pPr>
-        <w:spacing w:after="80"/>
-      </w:pPr>
+        <w:spacing w:after="120" w:line="276"/>
+      </w:pPr>
+      <w:r>
+        <w:rPr>
+          <w:rFonts w:ascii="Arial" w:cs="Arial" w:eastAsia="Arial" w:hAnsi="Arial"/>
+          <w:sz w:val="21"/>
+          <w:szCs w:val="21"/>
+        </w:rPr>
+        <w:t xml:space="preserve"/>
+      </w:r>
     </w:p>
     <w:p>
       <w:pPr>
@@ -16227,7 +16599,7 @@
           <w:sz w:val="22"/>
           <w:szCs w:val="22"/>
         </w:rPr>
-        <w:t xml:space="preserve">5.7.3. Обоснование «Лучика радости»</w:t>
+        <w:t xml:space="preserve">5.7.3. Итог этапа и переход к этапу 8</w:t>
       </w:r>
     </w:p>
     <w:p>
@@ -16240,7 +16612,36 @@
           <w:sz w:val="21"/>
           <w:szCs w:val="21"/>
         </w:rPr>
-        <w:t xml:space="preserve">Ребёнок получает «тёплое» от товарища в ладони и передаёт дальше. Простейшее телесное действие даёт образ качества, который не нуждается в объяснении: радость за другого — это то, что получаешь и отдаёшь.</w:t>
+        <w:t xml:space="preserve">Дело выполнено, результат передан получателю. Итоговое осмысление чувств, Точка Б и «Праздник успехов» относятся к этапу 8 «Воодушевление».</w:t>
+      </w:r>
+    </w:p>
+    <w:p>
+      <w:pPr>
+        <w:pStyle w:val="Heading2"/>
+        <w:spacing w:after="120" w:before="280"/>
+      </w:pPr>
+      <w:r>
+        <w:rPr>
+          <w:rFonts w:ascii="Arial" w:cs="Arial" w:eastAsia="Arial" w:hAnsi="Arial"/>
+          <w:b/>
+          <w:bCs/>
+          <w:sz w:val="24"/>
+          <w:szCs w:val="24"/>
+        </w:rPr>
+        <w:t>5.8. Обоснование этапа 8: Воодушевление — Праздник успехов</w:t>
+      </w:r>
+    </w:p>
+    <w:p>
+      <w:pPr>
+        <w:spacing w:after="120" w:line="276"/>
+      </w:pPr>
+      <w:r>
+        <w:rPr>
+          <w:rFonts w:ascii="Arial" w:cs="Arial" w:eastAsia="Arial" w:hAnsi="Arial"/>
+          <w:sz w:val="21"/>
+          <w:szCs w:val="21"/>
+        </w:rPr>
+        <w:t xml:space="preserve">«Корабль возвращается»: этап 8 начинается после фактически выполненного общего дела и посвящён его осмыслению.</w:t>
       </w:r>
     </w:p>
     <w:p>
@@ -16256,7 +16657,7 @@
           <w:sz w:val="22"/>
           <w:szCs w:val="22"/>
         </w:rPr>
-        <w:t xml:space="preserve">5.7.4. Обоснование «Цветка чувств» и «Сада»</w:t>
+        <w:t>5.8.1. Педагогическая цель и её обоснование</w:t>
       </w:r>
     </w:p>
     <w:p>
@@ -16269,7 +16670,7 @@
           <w:sz w:val="21"/>
           <w:szCs w:val="21"/>
         </w:rPr>
-        <w:t xml:space="preserve">«Цветок чувств» переводит пережитое в образ по цветной легенде и одновременно показывает педагогу, есть ли дети, оставшиеся равнодушными к делу (фиолетовые лепестки). «Сад» собирает всю структуру качества — стебель, корни, листья — в один рисунок, сделанный после поступка, а не до него: ребёнок рисует не то, что ему объяснили, а то, что он сделал.</w:t>
+        <w:t xml:space="preserve">Прожить радость за других и за себя по итогам выполненного на этапе 7 дела; собрать структуру качества в образ, сделанный своими руками; провести итоговую диагностику и открыть будущее — «семена» новых дел. Этап отделён от дня киноурока временем и поступком (этап 7): в исходном пособии по фильму рефлексия после дела составляла отдельное занятие, а в структуре киноурока «Воодушевление» является его завершением, а не дополнением. Здесь же показывается историческая глубина качества — Аллея рекордов.</w:t>
       </w:r>
     </w:p>
     <w:p>
@@ -16285,7 +16686,219 @@
           <w:sz w:val="22"/>
           <w:szCs w:val="22"/>
         </w:rPr>
-        <w:t xml:space="preserve">5.7.5. Обоснование Аллеи рекордов</w:t>
+        <w:t xml:space="preserve">5.8.2. Обоснование «Праздника успехов»</w:t>
+      </w:r>
+    </w:p>
+    <w:tbl>
+      <w:tblPr>
+        <w:tblW w:type="dxa" w:w="9638"/>
+        <w:tblBorders>
+          <w:top w:val="single" w:color="9FB0C3" w:sz="4"/>
+          <w:left w:val="single" w:color="9FB0C3" w:sz="4"/>
+          <w:bottom w:val="single" w:color="9FB0C3" w:sz="4"/>
+          <w:right w:val="single" w:color="9FB0C3" w:sz="4"/>
+          <w:insideH w:val="single" w:color="C9D3DE" w:sz="4"/>
+          <w:insideV w:val="single" w:color="C9D3DE" w:sz="4"/>
+        </w:tblBorders>
+      </w:tblPr>
+      <w:tblGrid>
+        <w:gridCol w:w="2891"/>
+        <w:gridCol w:w="6747"/>
+      </w:tblGrid>
+      <w:tr>
+        <w:trPr>
+          <w:tblHeader/>
+        </w:trPr>
+        <w:tc>
+          <w:tcPr>
+            <w:tcW w:type="dxa" w:w="2891"/>
+            <w:shd w:fill="DCE3EC" w:color="auto" w:val="clear"/>
+            <w:tcMar>
+              <w:top w:type="dxa" w:w="60"/>
+              <w:left w:type="dxa" w:w="90"/>
+              <w:bottom w:type="dxa" w:w="60"/>
+              <w:right w:type="dxa" w:w="90"/>
+            </w:tcMar>
+          </w:tcPr>
+          <w:p>
+            <w:pPr>
+              <w:spacing w:after="0" w:line="259"/>
+            </w:pPr>
+            <w:r>
+              <w:rPr>
+                <w:rFonts w:ascii="Arial" w:cs="Arial" w:eastAsia="Arial" w:hAnsi="Arial"/>
+                <w:b/>
+                <w:bCs/>
+                <w:sz w:val="19"/>
+                <w:szCs w:val="19"/>
+              </w:rPr>
+              <w:t xml:space="preserve">Часть</w:t>
+            </w:r>
+          </w:p>
+        </w:tc>
+        <w:tc>
+          <w:tcPr>
+            <w:tcW w:type="dxa" w:w="6747"/>
+            <w:shd w:fill="DCE3EC" w:color="auto" w:val="clear"/>
+            <w:tcMar>
+              <w:top w:type="dxa" w:w="60"/>
+              <w:left w:type="dxa" w:w="90"/>
+              <w:bottom w:type="dxa" w:w="60"/>
+              <w:right w:type="dxa" w:w="90"/>
+            </w:tcMar>
+          </w:tcPr>
+          <w:p>
+            <w:pPr>
+              <w:spacing w:after="0" w:line="259"/>
+            </w:pPr>
+            <w:r>
+              <w:rPr>
+                <w:rFonts w:ascii="Arial" w:cs="Arial" w:eastAsia="Arial" w:hAnsi="Arial"/>
+                <w:b/>
+                <w:bCs/>
+                <w:sz w:val="19"/>
+                <w:szCs w:val="19"/>
+              </w:rPr>
+              <w:t xml:space="preserve">Обоснование</w:t>
+            </w:r>
+          </w:p>
+        </w:tc>
+      </w:tr>
+      <w:tr>
+        <w:trPr>
+          <w:tblHeader w:val="false"/>
+        </w:trPr>
+        <w:tc>
+          <w:tcPr>
+            <w:tcW w:type="dxa" w:w="2891"/>
+            <w:tcMar>
+              <w:top w:type="dxa" w:w="60"/>
+              <w:left w:type="dxa" w:w="90"/>
+              <w:bottom w:type="dxa" w:w="60"/>
+              <w:right w:type="dxa" w:w="90"/>
+            </w:tcMar>
+          </w:tcPr>
+          <w:p>
+            <w:pPr>
+              <w:spacing w:after="0" w:line="259"/>
+            </w:pPr>
+            <w:r>
+              <w:rPr>
+                <w:rFonts w:ascii="Arial" w:cs="Arial" w:eastAsia="Arial" w:hAnsi="Arial"/>
+                <w:b w:val="false"/>
+                <w:bCs w:val="false"/>
+                <w:sz w:val="19"/>
+                <w:szCs w:val="19"/>
+              </w:rPr>
+              <w:t xml:space="preserve">«Праздник успехов» (30 минут)</w:t>
+            </w:r>
+          </w:p>
+        </w:tc>
+        <w:tc>
+          <w:tcPr>
+            <w:tcW w:type="dxa" w:w="6747"/>
+            <w:tcMar>
+              <w:top w:type="dxa" w:w="60"/>
+              <w:left w:type="dxa" w:w="90"/>
+              <w:bottom w:type="dxa" w:w="60"/>
+              <w:right w:type="dxa" w:w="90"/>
+            </w:tcMar>
+          </w:tcPr>
+          <w:p>
+            <w:pPr>
+              <w:spacing w:after="0" w:line="259"/>
+            </w:pPr>
+            <w:r>
+              <w:rPr>
+                <w:rFonts w:ascii="Arial" w:cs="Arial" w:eastAsia="Arial" w:hAnsi="Arial"/>
+                <w:b w:val="false"/>
+                <w:bCs w:val="false"/>
+                <w:sz w:val="19"/>
+                <w:szCs w:val="19"/>
+              </w:rPr>
+              <w:t xml:space="preserve">Возвращение к сделанному. Радость за другого требует повода: класс видит результат, вспоминает вклад каждого и радуется вслух. Праздник проводится в тетради и в кругу, а не в форме отчёта</w:t>
+            </w:r>
+          </w:p>
+        </w:tc>
+      </w:tr>
+    </w:tbl>
+    <w:p>
+      <w:pPr>
+        <w:spacing w:after="80"/>
+      </w:pPr>
+    </w:p>
+    <w:p>
+      <w:pPr>
+        <w:pStyle w:val="Heading3"/>
+        <w:spacing w:after="100" w:before="200"/>
+      </w:pPr>
+      <w:r>
+        <w:rPr>
+          <w:rFonts w:ascii="Arial" w:cs="Arial" w:eastAsia="Arial" w:hAnsi="Arial"/>
+          <w:b/>
+          <w:bCs/>
+          <w:sz w:val="22"/>
+          <w:szCs w:val="22"/>
+        </w:rPr>
+        <w:t>5.8.3. Обоснование «Лучика радости»</w:t>
+      </w:r>
+    </w:p>
+    <w:p>
+      <w:pPr>
+        <w:spacing w:after="120" w:line="276"/>
+      </w:pPr>
+      <w:r>
+        <w:rPr>
+          <w:rFonts w:ascii="Arial" w:cs="Arial" w:eastAsia="Arial" w:hAnsi="Arial"/>
+          <w:sz w:val="21"/>
+          <w:szCs w:val="21"/>
+        </w:rPr>
+        <w:t xml:space="preserve">Ребёнок получает «тёплое» от товарища в ладони и передаёт дальше. Простейшее телесное действие даёт образ качества, который не нуждается в объяснении: радость за другого — это то, что получаешь и отдаёшь.</w:t>
+      </w:r>
+    </w:p>
+    <w:p>
+      <w:pPr>
+        <w:pStyle w:val="Heading3"/>
+        <w:spacing w:after="100" w:before="200"/>
+      </w:pPr>
+      <w:r>
+        <w:rPr>
+          <w:rFonts w:ascii="Arial" w:cs="Arial" w:eastAsia="Arial" w:hAnsi="Arial"/>
+          <w:b/>
+          <w:bCs/>
+          <w:sz w:val="22"/>
+          <w:szCs w:val="22"/>
+        </w:rPr>
+        <w:t>5.8.4. Обоснование «Цветка чувств» и «Сада»</w:t>
+      </w:r>
+    </w:p>
+    <w:p>
+      <w:pPr>
+        <w:spacing w:after="120" w:line="276"/>
+      </w:pPr>
+      <w:r>
+        <w:rPr>
+          <w:rFonts w:ascii="Arial" w:cs="Arial" w:eastAsia="Arial" w:hAnsi="Arial"/>
+          <w:sz w:val="21"/>
+          <w:szCs w:val="21"/>
+        </w:rPr>
+        <w:t xml:space="preserve">«Цветок чувств» переводит пережитое в образ по цветной легенде и одновременно показывает педагогу, есть ли дети, оставшиеся равнодушными к делу (фиолетовые лепестки). «Сад» собирает всю структуру качества — стебель, корни, листья — в один рисунок, сделанный после поступка, а не до него: ребёнок рисует не то, что ему объяснили, а то, что он сделал.</w:t>
+      </w:r>
+    </w:p>
+    <w:p>
+      <w:pPr>
+        <w:pStyle w:val="Heading3"/>
+        <w:spacing w:after="100" w:before="200"/>
+      </w:pPr>
+      <w:r>
+        <w:rPr>
+          <w:rFonts w:ascii="Arial" w:cs="Arial" w:eastAsia="Arial" w:hAnsi="Arial"/>
+          <w:b/>
+          <w:bCs/>
+          <w:sz w:val="22"/>
+          <w:szCs w:val="22"/>
+        </w:rPr>
+        <w:t>5.8.5. Обоснование Аллеи рекордов</w:t>
       </w:r>
     </w:p>
     <w:tbl>
@@ -17201,7 +17814,7 @@
           <w:sz w:val="22"/>
           <w:szCs w:val="22"/>
         </w:rPr>
-        <w:t xml:space="preserve">5.7.6. Обоснование четырёх линз анализа</w:t>
+        <w:t>5.8.6. Обоснование четырёх линз анализа</w:t>
       </w:r>
     </w:p>
     <w:p>
@@ -17230,7 +17843,7 @@
           <w:sz w:val="22"/>
           <w:szCs w:val="22"/>
         </w:rPr>
-        <w:t xml:space="preserve">5.7.7. Обоснование Точки Б и «Семян»</w:t>
+        <w:t>5.8.7. Обоснование Точки Б и «Семян»</w:t>
       </w:r>
     </w:p>
     <w:p>
@@ -17259,7 +17872,7 @@
           <w:sz w:val="22"/>
           <w:szCs w:val="22"/>
         </w:rPr>
-        <w:t xml:space="preserve">5.7.8. Итог этапа</w:t>
+        <w:t>5.8.8. Итог этапа</w:t>
       </w:r>
     </w:p>
     <w:p>
@@ -17288,7 +17901,7 @@
           <w:sz w:val="24"/>
           <w:szCs w:val="24"/>
         </w:rPr>
-        <w:t xml:space="preserve">5.8. Системные свойства содержания</w:t>
+        <w:t>5.9. Системные свойства содержания</w:t>
       </w:r>
     </w:p>
     <w:p>
@@ -17306,7 +17919,7 @@
           <w:sz w:val="21"/>
           <w:szCs w:val="21"/>
         </w:rPr>
-        <w:t xml:space="preserve">Сквозные линии: образ, герой, ребёнок — проходят через все семь этапов</w:t>
+        <w:t>Сквозные линии: образ, герой, ребёнок — проходят через все восемь этапов</w:t>
       </w:r>
     </w:p>
     <w:p>
@@ -18642,7 +19255,7 @@
           <w:sz w:val="21"/>
           <w:szCs w:val="21"/>
         </w:rPr>
-        <w:t xml:space="preserve">Методическое пособие «Радость за другого» представляет собой целостную педагогическую систему: семь этапов с единой метафорой, единой формулой и единой шкалой — шесть в день киноурока и седьмой, «Воодушевление — Праздник успехов», по итогам реального дела класса; двенадцать инструментов минимальной достаточности; диагностика как зеркало, а не контроль; реальное общее дело как проверка результата. Каждый элемент обоснован теоретически, функционально и системно и соответствует возрасту 8–10 лет.</w:t>
+        <w:t>Методическое пособие «Радость за другого» представляет собой целостную педагогическую систему: восемь этапов с единой метафорой, единой формулой и единой шкалой — шесть в день киноурока, седьмой — «Социальная практика», восьмой — «Воодушевление — Праздник успехов», по итогам реального дела класса; двенадцать инструментов минимальной достаточности; диагностика как зеркало, а не контроль; реальное общее дело как проверка результата. Каждый элемент обоснован теоретически, функционально и системно и соответствует возрасту 8–10 лет.</w:t>
       </w:r>
     </w:p>
     <w:p>
@@ -18686,6 +19299,11 @@
     </w:p>
     <w:sectPr>
       <w:footerReference w:type="default" r:id="rId7"/>
+      <w:headerReference w:type="default" r:id="rId9"/>
+      <w:headerReference w:type="first" r:id="rId10"/>
+      <w:footerReference w:type="first" r:id="rId11"/>
+      <w:headerReference w:type="even" r:id="rId12"/>
+      <w:footerReference w:type="even" r:id="rId13"/>
       <w:pgSz w:w="11906" w:h="16838" w:orient="portrait"/>
       <w:pgMar w:top="1134" w:right="1134" w:bottom="1134" w:left="1134" w:header="708" w:footer="708" w:gutter="0"/>
       <w:pgNumType/>
@@ -18767,6 +19385,26 @@
 </w:ftr>
 </file>
 
+<file path=word/footer2.xml><?xml version="1.0" encoding="utf-8"?>
+<w:ftr xmlns:m="http://schemas.openxmlformats.org/officeDocument/2006/math" xmlns:mc="http://schemas.openxmlformats.org/markup-compatibility/2006" xmlns:mo="http://schemas.microsoft.com/office/mac/office/2008/main" xmlns:mv="urn:schemas-microsoft-com:mac:vml" xmlns:o="urn:schemas-microsoft-com:office:office" xmlns:r="http://schemas.openxmlformats.org/officeDocument/2006/relationships" xmlns:v="urn:schemas-microsoft-com:vml" xmlns:w10="urn:schemas-microsoft-com:office:word" xmlns:w14="http://schemas.microsoft.com/office/word/2010/wordml" xmlns:w="http://schemas.openxmlformats.org/wordprocessingml/2006/main" xmlns:wne="http://schemas.microsoft.com/office/word/2006/wordml" xmlns:wp14="http://schemas.microsoft.com/office/word/2010/wordprocessingDrawing" xmlns:wp="http://schemas.openxmlformats.org/drawingml/2006/wordprocessingDrawing" xmlns:wpc="http://schemas.microsoft.com/office/word/2010/wordprocessingCanvas" xmlns:wpg="http://schemas.microsoft.com/office/word/2010/wordprocessingGroup" xmlns:wpi="http://schemas.microsoft.com/office/word/2010/wordprocessingInk" xmlns:wps="http://schemas.microsoft.com/office/word/2010/wordprocessingShape" mc:Ignorable="w14 wp14">
+  <w:p>
+    <w:pPr>
+      <w:pStyle w:val="Footer"/>
+    </w:pPr>
+  </w:p>
+</w:ftr>
+</file>
+
+<file path=word/footer3.xml><?xml version="1.0" encoding="utf-8"?>
+<w:ftr xmlns:m="http://schemas.openxmlformats.org/officeDocument/2006/math" xmlns:mc="http://schemas.openxmlformats.org/markup-compatibility/2006" xmlns:mo="http://schemas.microsoft.com/office/mac/office/2008/main" xmlns:mv="urn:schemas-microsoft-com:mac:vml" xmlns:o="urn:schemas-microsoft-com:office:office" xmlns:r="http://schemas.openxmlformats.org/officeDocument/2006/relationships" xmlns:v="urn:schemas-microsoft-com:vml" xmlns:w10="urn:schemas-microsoft-com:office:word" xmlns:w14="http://schemas.microsoft.com/office/word/2010/wordml" xmlns:w="http://schemas.openxmlformats.org/wordprocessingml/2006/main" xmlns:wne="http://schemas.microsoft.com/office/word/2006/wordml" xmlns:wp14="http://schemas.microsoft.com/office/word/2010/wordprocessingDrawing" xmlns:wp="http://schemas.openxmlformats.org/drawingml/2006/wordprocessingDrawing" xmlns:wpc="http://schemas.microsoft.com/office/word/2010/wordprocessingCanvas" xmlns:wpg="http://schemas.microsoft.com/office/word/2010/wordprocessingGroup" xmlns:wpi="http://schemas.microsoft.com/office/word/2010/wordprocessingInk" xmlns:wps="http://schemas.microsoft.com/office/word/2010/wordprocessingShape" mc:Ignorable="w14 wp14">
+  <w:p>
+    <w:pPr>
+      <w:pStyle w:val="Footer"/>
+    </w:pPr>
+  </w:p>
+</w:ftr>
+</file>
+
 <file path=word/footnotes.xml><?xml version="1.0" encoding="utf-8"?>
 <w:footnotes xmlns:wpc="http://schemas.microsoft.com/office/word/2010/wordprocessingCanvas" xmlns:mc="http://schemas.openxmlformats.org/markup-compatibility/2006" xmlns:o="urn:schemas-microsoft-com:office:office" xmlns:r="http://schemas.openxmlformats.org/officeDocument/2006/relationships" xmlns:m="http://schemas.openxmlformats.org/officeDocument/2006/math" xmlns:v="urn:schemas-microsoft-com:vml" xmlns:wp14="http://schemas.microsoft.com/office/word/2010/wordprocessingDrawing" xmlns:wp="http://schemas.openxmlformats.org/drawingml/2006/wordprocessingDrawing" xmlns:w10="urn:schemas-microsoft-com:office:word" xmlns:w="http://schemas.openxmlformats.org/wordprocessingml/2006/main" xmlns:w14="http://schemas.microsoft.com/office/word/2010/wordml" xmlns:w15="http://schemas.microsoft.com/office/word/2012/wordml" xmlns:wpg="http://schemas.microsoft.com/office/word/2010/wordprocessingGroup" xmlns:wpi="http://schemas.microsoft.com/office/word/2010/wordprocessingInk" xmlns:wne="http://schemas.microsoft.com/office/word/2006/wordml" xmlns:wps="http://schemas.microsoft.com/office/word/2010/wordprocessingShape" mc:Ignorable="w14 w15 wp14">
   <w:footnote w:type="separator" w:id="-1">
@@ -18802,6 +19440,36 @@
     </w:p>
   </w:footnote>
 </w:footnotes>
+</file>
+
+<file path=word/header1.xml><?xml version="1.0" encoding="utf-8"?>
+<w:hdr xmlns:m="http://schemas.openxmlformats.org/officeDocument/2006/math" xmlns:mc="http://schemas.openxmlformats.org/markup-compatibility/2006" xmlns:mo="http://schemas.microsoft.com/office/mac/office/2008/main" xmlns:mv="urn:schemas-microsoft-com:mac:vml" xmlns:o="urn:schemas-microsoft-com:office:office" xmlns:r="http://schemas.openxmlformats.org/officeDocument/2006/relationships" xmlns:v="urn:schemas-microsoft-com:vml" xmlns:w10="urn:schemas-microsoft-com:office:word" xmlns:w14="http://schemas.microsoft.com/office/word/2010/wordml" xmlns:w="http://schemas.openxmlformats.org/wordprocessingml/2006/main" xmlns:wne="http://schemas.microsoft.com/office/word/2006/wordml" xmlns:wp14="http://schemas.microsoft.com/office/word/2010/wordprocessingDrawing" xmlns:wp="http://schemas.openxmlformats.org/drawingml/2006/wordprocessingDrawing" xmlns:wpc="http://schemas.microsoft.com/office/word/2010/wordprocessingCanvas" xmlns:wpg="http://schemas.microsoft.com/office/word/2010/wordprocessingGroup" xmlns:wpi="http://schemas.microsoft.com/office/word/2010/wordprocessingInk" xmlns:wps="http://schemas.microsoft.com/office/word/2010/wordprocessingShape" mc:Ignorable="w14 wp14">
+  <w:p>
+    <w:pPr>
+      <w:pStyle w:val="Header"/>
+    </w:pPr>
+  </w:p>
+</w:hdr>
+</file>
+
+<file path=word/header2.xml><?xml version="1.0" encoding="utf-8"?>
+<w:hdr xmlns:m="http://schemas.openxmlformats.org/officeDocument/2006/math" xmlns:mc="http://schemas.openxmlformats.org/markup-compatibility/2006" xmlns:mo="http://schemas.microsoft.com/office/mac/office/2008/main" xmlns:mv="urn:schemas-microsoft-com:mac:vml" xmlns:o="urn:schemas-microsoft-com:office:office" xmlns:r="http://schemas.openxmlformats.org/officeDocument/2006/relationships" xmlns:v="urn:schemas-microsoft-com:vml" xmlns:w10="urn:schemas-microsoft-com:office:word" xmlns:w14="http://schemas.microsoft.com/office/word/2010/wordml" xmlns:w="http://schemas.openxmlformats.org/wordprocessingml/2006/main" xmlns:wne="http://schemas.microsoft.com/office/word/2006/wordml" xmlns:wp14="http://schemas.microsoft.com/office/word/2010/wordprocessingDrawing" xmlns:wp="http://schemas.openxmlformats.org/drawingml/2006/wordprocessingDrawing" xmlns:wpc="http://schemas.microsoft.com/office/word/2010/wordprocessingCanvas" xmlns:wpg="http://schemas.microsoft.com/office/word/2010/wordprocessingGroup" xmlns:wpi="http://schemas.microsoft.com/office/word/2010/wordprocessingInk" xmlns:wps="http://schemas.microsoft.com/office/word/2010/wordprocessingShape" mc:Ignorable="w14 wp14">
+  <w:p>
+    <w:pPr>
+      <w:pStyle w:val="Header"/>
+    </w:pPr>
+  </w:p>
+</w:hdr>
+</file>
+
+<file path=word/header3.xml><?xml version="1.0" encoding="utf-8"?>
+<w:hdr xmlns:m="http://schemas.openxmlformats.org/officeDocument/2006/math" xmlns:mc="http://schemas.openxmlformats.org/markup-compatibility/2006" xmlns:mo="http://schemas.microsoft.com/office/mac/office/2008/main" xmlns:mv="urn:schemas-microsoft-com:mac:vml" xmlns:o="urn:schemas-microsoft-com:office:office" xmlns:r="http://schemas.openxmlformats.org/officeDocument/2006/relationships" xmlns:v="urn:schemas-microsoft-com:vml" xmlns:w10="urn:schemas-microsoft-com:office:word" xmlns:w14="http://schemas.microsoft.com/office/word/2010/wordml" xmlns:w="http://schemas.openxmlformats.org/wordprocessingml/2006/main" xmlns:wne="http://schemas.microsoft.com/office/word/2006/wordml" xmlns:wp14="http://schemas.microsoft.com/office/word/2010/wordprocessingDrawing" xmlns:wp="http://schemas.openxmlformats.org/drawingml/2006/wordprocessingDrawing" xmlns:wpc="http://schemas.microsoft.com/office/word/2010/wordprocessingCanvas" xmlns:wpg="http://schemas.microsoft.com/office/word/2010/wordprocessingGroup" xmlns:wpi="http://schemas.microsoft.com/office/word/2010/wordprocessingInk" xmlns:wps="http://schemas.microsoft.com/office/word/2010/wordprocessingShape" mc:Ignorable="w14 wp14">
+  <w:p>
+    <w:pPr>
+      <w:pStyle w:val="Header"/>
+    </w:pPr>
+  </w:p>
+</w:hdr>
 </file>
 
 <file path=word/numbering.xml><?xml version="1.0" encoding="utf-8"?>
